--- a/Project2/Model Documentation.docx
+++ b/Project2/Model Documentation.docx
@@ -1,6 +1,6 @@
 
 <file path=word/document.xml><?xml version="1.0" encoding="utf-8"?>
-<w:document xmlns:wpc="http://schemas.microsoft.com/office/word/2010/wordprocessingCanvas" xmlns:cx="http://schemas.microsoft.com/office/drawing/2014/chartex" xmlns:cx1="http://schemas.microsoft.com/office/drawing/2015/9/8/chartex" xmlns:cx2="http://schemas.microsoft.com/office/drawing/2015/10/21/chartex" xmlns:cx3="http://schemas.microsoft.com/office/drawing/2016/5/9/chartex" xmlns:cx4="http://schemas.microsoft.com/office/drawing/2016/5/10/chartex" xmlns:cx5="http://schemas.microsoft.com/office/drawing/2016/5/11/chartex" xmlns:cx6="http://schemas.microsoft.com/office/drawing/2016/5/12/chartex" xmlns:cx7="http://schemas.microsoft.com/office/drawing/2016/5/13/chartex" xmlns:cx8="http://schemas.microsoft.com/office/drawing/2016/5/14/chartex" xmlns:mc="http://schemas.openxmlformats.org/markup-compatibility/2006" xmlns:aink="http://schemas.microsoft.com/office/drawing/2016/ink" xmlns:am3d="http://schemas.microsoft.com/office/drawing/2017/model3d" xmlns:o="urn:schemas-microsoft-com:office:office" xmlns:oel="http://schemas.microsoft.com/office/2019/extlst" xmlns:r="http://schemas.openxmlformats.org/officeDocument/2006/relationships" xmlns:m="http://schemas.openxmlformats.org/officeDocument/2006/math" xmlns:v="urn:schemas-microsoft-com:vml" xmlns:wp14="http://schemas.microsoft.com/office/word/2010/wordprocessingDrawing" xmlns:wp="http://schemas.openxmlformats.org/drawingml/2006/wordprocessingDrawing" xmlns:w10="urn:schemas-microsoft-com:office:word" xmlns:w="http://schemas.openxmlformats.org/wordprocessingml/2006/main" xmlns:w14="http://schemas.microsoft.com/office/word/2010/wordml" xmlns:w15="http://schemas.microsoft.com/office/word/2012/wordml" xmlns:w16cex="http://schemas.microsoft.com/office/word/2018/wordml/cex" xmlns:w16cid="http://schemas.microsoft.com/office/word/2016/wordml/cid" xmlns:w16="http://schemas.microsoft.com/office/word/2018/wordml" xmlns:w16du="http://schemas.microsoft.com/office/word/2023/wordml/word16du" xmlns:w16sdtdh="http://schemas.microsoft.com/office/word/2020/wordml/sdtdatahash" xmlns:w16sdtfl="http://schemas.microsoft.com/office/word/2024/wordml/sdtformatlock" xmlns:w16se="http://schemas.microsoft.com/office/word/2015/wordml/symex" xmlns:wpg="http://schemas.microsoft.com/office/word/2010/wordprocessingGroup" xmlns:wpi="http://schemas.microsoft.com/office/word/2010/wordprocessingInk" xmlns:wne="http://schemas.microsoft.com/office/word/2006/wordml" xmlns:wps="http://schemas.microsoft.com/office/word/2010/wordprocessingShape" mc:Ignorable="w14 w15 w16se w16cid w16 w16cex w16sdtdh w16sdtfl w16du wp14">
+<w:document xmlns:wpc="http://schemas.microsoft.com/office/word/2010/wordprocessingCanvas" xmlns:cx="http://schemas.microsoft.com/office/drawing/2014/chartex" xmlns:cx1="http://schemas.microsoft.com/office/drawing/2015/9/8/chartex" xmlns:cx2="http://schemas.microsoft.com/office/drawing/2015/10/21/chartex" xmlns:cx3="http://schemas.microsoft.com/office/drawing/2016/5/9/chartex" xmlns:cx4="http://schemas.microsoft.com/office/drawing/2016/5/10/chartex" xmlns:cx5="http://schemas.microsoft.com/office/drawing/2016/5/11/chartex" xmlns:cx6="http://schemas.microsoft.com/office/drawing/2016/5/12/chartex" xmlns:cx7="http://schemas.microsoft.com/office/drawing/2016/5/13/chartex" xmlns:cx8="http://schemas.microsoft.com/office/drawing/2016/5/14/chartex" xmlns:mc="http://schemas.openxmlformats.org/markup-compatibility/2006" xmlns:aink="http://schemas.microsoft.com/office/drawing/2016/ink" xmlns:am3d="http://schemas.microsoft.com/office/drawing/2017/model3d" xmlns:o="urn:schemas-microsoft-com:office:office" xmlns:oel="http://schemas.microsoft.com/office/2019/extlst" xmlns:r="http://schemas.openxmlformats.org/officeDocument/2006/relationships" xmlns:m="http://schemas.openxmlformats.org/officeDocument/2006/math" xmlns:v="urn:schemas-microsoft-com:vml" xmlns:wp14="http://schemas.microsoft.com/office/word/2010/wordprocessingDrawing" xmlns:wp="http://schemas.openxmlformats.org/drawingml/2006/wordprocessingDrawing" xmlns:w10="urn:schemas-microsoft-com:office:word" xmlns:w="http://schemas.openxmlformats.org/wordprocessingml/2006/main" xmlns:w14="http://schemas.microsoft.com/office/word/2010/wordml" xmlns:w15="http://schemas.microsoft.com/office/word/2012/wordml" xmlns:w16cei="http://schemas.microsoft.com/office/word/2026/wordml/cei" xmlns:w16cex="http://schemas.microsoft.com/office/word/2018/wordml/cex" xmlns:w16cid="http://schemas.microsoft.com/office/word/2016/wordml/cid" xmlns:w16="http://schemas.microsoft.com/office/word/2018/wordml" xmlns:w16du="http://schemas.microsoft.com/office/word/2023/wordml/word16du" xmlns:w16sdtdh="http://schemas.microsoft.com/office/word/2020/wordml/sdtdatahash" xmlns:w16sdtfl="http://schemas.microsoft.com/office/word/2024/wordml/sdtformatlock" xmlns:w16se="http://schemas.microsoft.com/office/word/2015/wordml/symex" xmlns:wpg="http://schemas.microsoft.com/office/word/2010/wordprocessingGroup" xmlns:wpi="http://schemas.microsoft.com/office/word/2010/wordprocessingInk" xmlns:wne="http://schemas.microsoft.com/office/word/2006/wordml" xmlns:wps="http://schemas.microsoft.com/office/word/2010/wordprocessingShape" mc:Ignorable="w14 w15 w16se w16cid w16 w16cex w16sdtdh w16sdtfl w16du wp14">
   <w:body>
     <w:p>
       <w:pPr>
@@ -34,114 +34,68 @@
         <w:pStyle w:val="ListParagraph"/>
       </w:pPr>
       <w:r>
-        <w:t>Please make sure to use the model in the same folder and same environment.</w:t>
-      </w:r>
-    </w:p>
-    <w:p>
-      <w:pPr>
-        <w:pStyle w:val="ListParagraph"/>
-      </w:pPr>
-    </w:p>
-    <w:p>
-      <w:pPr>
-        <w:pStyle w:val="ListParagraph"/>
-      </w:pPr>
-      <w:r>
-        <w:t>import pickle</w:t>
-      </w:r>
-    </w:p>
-    <w:p>
-      <w:pPr>
-        <w:pStyle w:val="ListParagraph"/>
-      </w:pPr>
-      <w:r>
-        <w:t>import numpy as np</w:t>
-      </w:r>
-    </w:p>
-    <w:p>
-      <w:pPr>
-        <w:pStyle w:val="ListParagraph"/>
-      </w:pPr>
-      <w:r>
-        <w:t>from pathlib import Path</w:t>
-      </w:r>
-    </w:p>
-    <w:p>
-      <w:pPr>
-        <w:pStyle w:val="ListParagraph"/>
-      </w:pPr>
-    </w:p>
-    <w:p>
-      <w:pPr>
-        <w:pStyle w:val="ListParagraph"/>
-      </w:pPr>
-      <w:r>
-        <w:rPr>
-          <w:rFonts w:hint="eastAsia"/>
-        </w:rPr>
-        <w:t xml:space="preserve"># </w:t>
-      </w:r>
-      <w:r>
-        <w:t>got the packaged model location</w:t>
-      </w:r>
-    </w:p>
-    <w:p>
-      <w:pPr>
-        <w:pStyle w:val="ListParagraph"/>
-      </w:pPr>
-      <w:r>
-        <w:t>current_folder = Path(__file__).resolve().parent</w:t>
-      </w:r>
-    </w:p>
-    <w:p>
-      <w:pPr>
-        <w:pStyle w:val="ListParagraph"/>
-      </w:pPr>
-      <w:r>
-        <w:t>model_path = current_folder / "final_model.pkl"</w:t>
-      </w:r>
-    </w:p>
-    <w:p>
-      <w:pPr>
-        <w:pStyle w:val="ListParagraph"/>
-      </w:pPr>
-    </w:p>
-    <w:p>
-      <w:pPr>
-        <w:pStyle w:val="ListParagraph"/>
-        <w:rPr>
-          <w:rFonts w:hint="eastAsia"/>
-          <w:lang w:eastAsia="zh-TW"/>
-        </w:rPr>
-      </w:pPr>
-      <w:r>
-        <w:rPr>
-          <w:rFonts w:hint="eastAsia"/>
-          <w:lang w:eastAsia="zh-TW"/>
-        </w:rPr>
-        <w:t xml:space="preserve"># </w:t>
-      </w:r>
-      <w:r>
-        <w:rPr>
-          <w:lang w:eastAsia="zh-TW"/>
-        </w:rPr>
-        <w:t>open the packaged model</w:t>
-      </w:r>
-    </w:p>
-    <w:p>
-      <w:pPr>
-        <w:pStyle w:val="ListParagraph"/>
-      </w:pPr>
-      <w:r>
-        <w:t>with open(model_path, "rb") as f:</w:t>
-      </w:r>
-    </w:p>
-    <w:p>
-      <w:pPr>
-        <w:pStyle w:val="ListParagraph"/>
-      </w:pPr>
-      <w:r>
-        <w:t xml:space="preserve">    pipeline = pickle.load(f)</w:t>
+        <w:t>The python file Demo_Script.py has the code the run the packaged model.</w:t>
+      </w:r>
+    </w:p>
+    <w:p>
+      <w:pPr>
+        <w:pStyle w:val="ListParagraph"/>
+      </w:pPr>
+    </w:p>
+    <w:p>
+      <w:pPr>
+        <w:pStyle w:val="ListParagraph"/>
+      </w:pPr>
+      <w:r>
+        <w:t xml:space="preserve">For the required format and requirements of the input data, </w:t>
+      </w:r>
+      <w:r>
+        <w:t xml:space="preserve">please use the </w:t>
+      </w:r>
+      <w:r>
+        <w:t>flat file format. We used the first five columns in test split for the Demo_Script.py. The output will be like below:</w:t>
+      </w:r>
+    </w:p>
+    <w:p>
+      <w:pPr>
+        <w:pStyle w:val="ListParagraph"/>
+      </w:pPr>
+      <w:r>
+        <w:drawing>
+          <wp:inline distT="0" distB="0" distL="0" distR="0" wp14:anchorId="40EC673E" wp14:editId="539A5F6A">
+            <wp:extent cx="5731510" cy="848360"/>
+            <wp:effectExtent l="0" t="0" r="2540" b="8890"/>
+            <wp:docPr id="1406618539" name="Picture 1"/>
+            <wp:cNvGraphicFramePr>
+              <a:graphicFrameLocks xmlns:a="http://schemas.openxmlformats.org/drawingml/2006/main" noChangeAspect="1"/>
+            </wp:cNvGraphicFramePr>
+            <a:graphic xmlns:a="http://schemas.openxmlformats.org/drawingml/2006/main">
+              <a:graphicData uri="http://schemas.openxmlformats.org/drawingml/2006/picture">
+                <pic:pic xmlns:pic="http://schemas.openxmlformats.org/drawingml/2006/picture">
+                  <pic:nvPicPr>
+                    <pic:cNvPr id="1406618539" name=""/>
+                    <pic:cNvPicPr/>
+                  </pic:nvPicPr>
+                  <pic:blipFill>
+                    <a:blip r:embed="rId7"/>
+                    <a:stretch>
+                      <a:fillRect/>
+                    </a:stretch>
+                  </pic:blipFill>
+                  <pic:spPr>
+                    <a:xfrm>
+                      <a:off x="0" y="0"/>
+                      <a:ext cx="5731510" cy="848360"/>
+                    </a:xfrm>
+                    <a:prstGeom prst="rect">
+                      <a:avLst/>
+                    </a:prstGeom>
+                  </pic:spPr>
+                </pic:pic>
+              </a:graphicData>
+            </a:graphic>
+          </wp:inline>
+        </w:drawing>
       </w:r>
     </w:p>
     <w:p>
@@ -267,14 +221,80 @@
         <w:pStyle w:val="ListParagraph"/>
       </w:pPr>
       <w:r>
-        <w:t>From the picture below, both precision and recall in High Risk is over 90%.</w:t>
-      </w:r>
-    </w:p>
-    <w:p>
-      <w:pPr>
-        <w:pStyle w:val="ListParagraph"/>
-      </w:pPr>
-      <w:r>
+        <w:t>From the picture below, both precision and recall in High Risk is over 90%</w:t>
+      </w:r>
+      <w:r>
+        <w:t xml:space="preserve"> in validation and test split</w:t>
+      </w:r>
+      <w:r>
+        <w:t>.</w:t>
+      </w:r>
+    </w:p>
+    <w:p>
+      <w:pPr>
+        <w:pStyle w:val="ListParagraph"/>
+      </w:pPr>
+    </w:p>
+    <w:p>
+      <w:pPr>
+        <w:pStyle w:val="ListParagraph"/>
+      </w:pPr>
+      <w:r>
+        <w:drawing>
+          <wp:inline distT="0" distB="0" distL="0" distR="0" wp14:anchorId="6A62357A" wp14:editId="60485071">
+            <wp:extent cx="5133974" cy="1985962"/>
+            <wp:effectExtent l="0" t="0" r="0" b="0"/>
+            <wp:docPr id="1553810903" name="Picture 1"/>
+            <wp:cNvGraphicFramePr>
+              <a:graphicFrameLocks xmlns:a="http://schemas.openxmlformats.org/drawingml/2006/main" noChangeAspect="1"/>
+            </wp:cNvGraphicFramePr>
+            <a:graphic xmlns:a="http://schemas.openxmlformats.org/drawingml/2006/main">
+              <a:graphicData uri="http://schemas.openxmlformats.org/drawingml/2006/picture">
+                <pic:pic xmlns:pic="http://schemas.openxmlformats.org/drawingml/2006/picture">
+                  <pic:nvPicPr>
+                    <pic:cNvPr id="1553810903" name=""/>
+                    <pic:cNvPicPr/>
+                  </pic:nvPicPr>
+                  <pic:blipFill rotWithShape="1">
+                    <a:blip r:embed="rId8"/>
+                    <a:srcRect t="6502"/>
+                    <a:stretch>
+                      <a:fillRect/>
+                    </a:stretch>
+                  </pic:blipFill>
+                  <pic:spPr bwMode="auto">
+                    <a:xfrm>
+                      <a:off x="0" y="0"/>
+                      <a:ext cx="5134013" cy="1985977"/>
+                    </a:xfrm>
+                    <a:prstGeom prst="rect">
+                      <a:avLst/>
+                    </a:prstGeom>
+                    <a:ln>
+                      <a:noFill/>
+                    </a:ln>
+                    <a:extLst>
+                      <a:ext uri="{53640926-AAD7-44D8-BBD7-CCE9431645EC}">
+                        <a14:shadowObscured xmlns:a14="http://schemas.microsoft.com/office/drawing/2010/main"/>
+                      </a:ext>
+                    </a:extLst>
+                  </pic:spPr>
+                </pic:pic>
+              </a:graphicData>
+            </a:graphic>
+          </wp:inline>
+        </w:drawing>
+      </w:r>
+    </w:p>
+    <w:p>
+      <w:pPr>
+        <w:pStyle w:val="ListParagraph"/>
+      </w:pPr>
+      <w:r>
+        <w:rPr>
+          <w:noProof/>
+        </w:rPr>
+        <w:lastRenderedPageBreak/>
         <w:drawing>
           <wp:inline distT="0" distB="0" distL="0" distR="0" wp14:anchorId="3AEE9A39" wp14:editId="6E9F46CF">
             <wp:extent cx="4714909" cy="2019315"/>
@@ -291,7 +311,7 @@
                     <pic:cNvPicPr/>
                   </pic:nvPicPr>
                   <pic:blipFill>
-                    <a:blip r:embed="rId5"/>
+                    <a:blip r:embed="rId9"/>
                     <a:stretch>
                       <a:fillRect/>
                     </a:stretch>
@@ -322,7 +342,6 @@
         <w:pStyle w:val="ListParagraph"/>
       </w:pPr>
       <w:r>
-        <w:lastRenderedPageBreak/>
         <w:t xml:space="preserve">The picture below shows the top 15 features </w:t>
       </w:r>
       <w:r>
@@ -337,6 +356,9 @@
         <w:pStyle w:val="ListParagraph"/>
       </w:pPr>
       <w:r>
+        <w:rPr>
+          <w:noProof/>
+        </w:rPr>
         <w:drawing>
           <wp:inline distT="0" distB="0" distL="0" distR="0" wp14:anchorId="0BB98190" wp14:editId="066B580E">
             <wp:extent cx="5693410" cy="3389630"/>
@@ -353,7 +375,7 @@
                     <pic:cNvPicPr/>
                   </pic:nvPicPr>
                   <pic:blipFill rotWithShape="1">
-                    <a:blip r:embed="rId6"/>
+                    <a:blip r:embed="rId10"/>
                     <a:srcRect l="665" t="1386"/>
                     <a:stretch>
                       <a:fillRect/>
@@ -393,8 +415,58 @@
 </w:document>
 </file>
 
+<file path=word/endnotes.xml><?xml version="1.0" encoding="utf-8"?>
+<w:endnotes xmlns:wpc="http://schemas.microsoft.com/office/word/2010/wordprocessingCanvas" xmlns:cx="http://schemas.microsoft.com/office/drawing/2014/chartex" xmlns:cx1="http://schemas.microsoft.com/office/drawing/2015/9/8/chartex" xmlns:cx2="http://schemas.microsoft.com/office/drawing/2015/10/21/chartex" xmlns:cx3="http://schemas.microsoft.com/office/drawing/2016/5/9/chartex" xmlns:cx4="http://schemas.microsoft.com/office/drawing/2016/5/10/chartex" xmlns:cx5="http://schemas.microsoft.com/office/drawing/2016/5/11/chartex" xmlns:cx6="http://schemas.microsoft.com/office/drawing/2016/5/12/chartex" xmlns:cx7="http://schemas.microsoft.com/office/drawing/2016/5/13/chartex" xmlns:cx8="http://schemas.microsoft.com/office/drawing/2016/5/14/chartex" xmlns:mc="http://schemas.openxmlformats.org/markup-compatibility/2006" xmlns:aink="http://schemas.microsoft.com/office/drawing/2016/ink" xmlns:am3d="http://schemas.microsoft.com/office/drawing/2017/model3d" xmlns:o="urn:schemas-microsoft-com:office:office" xmlns:oel="http://schemas.microsoft.com/office/2019/extlst" xmlns:r="http://schemas.openxmlformats.org/officeDocument/2006/relationships" xmlns:m="http://schemas.openxmlformats.org/officeDocument/2006/math" xmlns:v="urn:schemas-microsoft-com:vml" xmlns:wp14="http://schemas.microsoft.com/office/word/2010/wordprocessingDrawing" xmlns:wp="http://schemas.openxmlformats.org/drawingml/2006/wordprocessingDrawing" xmlns:w10="urn:schemas-microsoft-com:office:word" xmlns:w="http://schemas.openxmlformats.org/wordprocessingml/2006/main" xmlns:w14="http://schemas.microsoft.com/office/word/2010/wordml" xmlns:w15="http://schemas.microsoft.com/office/word/2012/wordml" xmlns:w16cei="http://schemas.microsoft.com/office/word/2026/wordml/cei" xmlns:w16cex="http://schemas.microsoft.com/office/word/2018/wordml/cex" xmlns:w16cid="http://schemas.microsoft.com/office/word/2016/wordml/cid" xmlns:w16="http://schemas.microsoft.com/office/word/2018/wordml" xmlns:w16du="http://schemas.microsoft.com/office/word/2023/wordml/word16du" xmlns:w16sdtdh="http://schemas.microsoft.com/office/word/2020/wordml/sdtdatahash" xmlns:w16sdtfl="http://schemas.microsoft.com/office/word/2024/wordml/sdtformatlock" xmlns:w16se="http://schemas.microsoft.com/office/word/2015/wordml/symex" xmlns:wpg="http://schemas.microsoft.com/office/word/2010/wordprocessingGroup" xmlns:wpi="http://schemas.microsoft.com/office/word/2010/wordprocessingInk" xmlns:wne="http://schemas.microsoft.com/office/word/2006/wordml" xmlns:wps="http://schemas.microsoft.com/office/word/2010/wordprocessingShape" mc:Ignorable="w14 w15 w16se w16cid w16 w16cex w16sdtdh w16sdtfl w16du wp14">
+  <w:endnote w:type="separator" w:id="-1">
+    <w:p>
+      <w:pPr>
+        <w:spacing w:after="0" w:line="240" w:lineRule="auto"/>
+      </w:pPr>
+      <w:r>
+        <w:separator/>
+      </w:r>
+    </w:p>
+  </w:endnote>
+  <w:endnote w:type="continuationSeparator" w:id="0">
+    <w:p>
+      <w:pPr>
+        <w:spacing w:after="0" w:line="240" w:lineRule="auto"/>
+      </w:pPr>
+      <w:r>
+        <w:continuationSeparator/>
+      </w:r>
+    </w:p>
+  </w:endnote>
+</w:endnotes>
+</file>
+
+<file path=word/footnotes.xml><?xml version="1.0" encoding="utf-8"?>
+<w:footnotes xmlns:wpc="http://schemas.microsoft.com/office/word/2010/wordprocessingCanvas" xmlns:cx="http://schemas.microsoft.com/office/drawing/2014/chartex" xmlns:cx1="http://schemas.microsoft.com/office/drawing/2015/9/8/chartex" xmlns:cx2="http://schemas.microsoft.com/office/drawing/2015/10/21/chartex" xmlns:cx3="http://schemas.microsoft.com/office/drawing/2016/5/9/chartex" xmlns:cx4="http://schemas.microsoft.com/office/drawing/2016/5/10/chartex" xmlns:cx5="http://schemas.microsoft.com/office/drawing/2016/5/11/chartex" xmlns:cx6="http://schemas.microsoft.com/office/drawing/2016/5/12/chartex" xmlns:cx7="http://schemas.microsoft.com/office/drawing/2016/5/13/chartex" xmlns:cx8="http://schemas.microsoft.com/office/drawing/2016/5/14/chartex" xmlns:mc="http://schemas.openxmlformats.org/markup-compatibility/2006" xmlns:aink="http://schemas.microsoft.com/office/drawing/2016/ink" xmlns:am3d="http://schemas.microsoft.com/office/drawing/2017/model3d" xmlns:o="urn:schemas-microsoft-com:office:office" xmlns:oel="http://schemas.microsoft.com/office/2019/extlst" xmlns:r="http://schemas.openxmlformats.org/officeDocument/2006/relationships" xmlns:m="http://schemas.openxmlformats.org/officeDocument/2006/math" xmlns:v="urn:schemas-microsoft-com:vml" xmlns:wp14="http://schemas.microsoft.com/office/word/2010/wordprocessingDrawing" xmlns:wp="http://schemas.openxmlformats.org/drawingml/2006/wordprocessingDrawing" xmlns:w10="urn:schemas-microsoft-com:office:word" xmlns:w="http://schemas.openxmlformats.org/wordprocessingml/2006/main" xmlns:w14="http://schemas.microsoft.com/office/word/2010/wordml" xmlns:w15="http://schemas.microsoft.com/office/word/2012/wordml" xmlns:w16cei="http://schemas.microsoft.com/office/word/2026/wordml/cei" xmlns:w16cex="http://schemas.microsoft.com/office/word/2018/wordml/cex" xmlns:w16cid="http://schemas.microsoft.com/office/word/2016/wordml/cid" xmlns:w16="http://schemas.microsoft.com/office/word/2018/wordml" xmlns:w16du="http://schemas.microsoft.com/office/word/2023/wordml/word16du" xmlns:w16sdtdh="http://schemas.microsoft.com/office/word/2020/wordml/sdtdatahash" xmlns:w16sdtfl="http://schemas.microsoft.com/office/word/2024/wordml/sdtformatlock" xmlns:w16se="http://schemas.microsoft.com/office/word/2015/wordml/symex" xmlns:wpg="http://schemas.microsoft.com/office/word/2010/wordprocessingGroup" xmlns:wpi="http://schemas.microsoft.com/office/word/2010/wordprocessingInk" xmlns:wne="http://schemas.microsoft.com/office/word/2006/wordml" xmlns:wps="http://schemas.microsoft.com/office/word/2010/wordprocessingShape" mc:Ignorable="w14 w15 w16se w16cid w16 w16cex w16sdtdh w16sdtfl w16du wp14">
+  <w:footnote w:type="separator" w:id="-1">
+    <w:p>
+      <w:pPr>
+        <w:spacing w:after="0" w:line="240" w:lineRule="auto"/>
+      </w:pPr>
+      <w:r>
+        <w:separator/>
+      </w:r>
+    </w:p>
+  </w:footnote>
+  <w:footnote w:type="continuationSeparator" w:id="0">
+    <w:p>
+      <w:pPr>
+        <w:spacing w:after="0" w:line="240" w:lineRule="auto"/>
+      </w:pPr>
+      <w:r>
+        <w:continuationSeparator/>
+      </w:r>
+    </w:p>
+  </w:footnote>
+</w:footnotes>
+</file>
+
 <file path=word/numbering.xml><?xml version="1.0" encoding="utf-8"?>
-<w:numbering xmlns:wpc="http://schemas.microsoft.com/office/word/2010/wordprocessingCanvas" xmlns:cx="http://schemas.microsoft.com/office/drawing/2014/chartex" xmlns:cx1="http://schemas.microsoft.com/office/drawing/2015/9/8/chartex" xmlns:cx2="http://schemas.microsoft.com/office/drawing/2015/10/21/chartex" xmlns:cx3="http://schemas.microsoft.com/office/drawing/2016/5/9/chartex" xmlns:cx4="http://schemas.microsoft.com/office/drawing/2016/5/10/chartex" xmlns:cx5="http://schemas.microsoft.com/office/drawing/2016/5/11/chartex" xmlns:cx6="http://schemas.microsoft.com/office/drawing/2016/5/12/chartex" xmlns:cx7="http://schemas.microsoft.com/office/drawing/2016/5/13/chartex" xmlns:cx8="http://schemas.microsoft.com/office/drawing/2016/5/14/chartex" xmlns:mc="http://schemas.openxmlformats.org/markup-compatibility/2006" xmlns:aink="http://schemas.microsoft.com/office/drawing/2016/ink" xmlns:am3d="http://schemas.microsoft.com/office/drawing/2017/model3d" xmlns:o="urn:schemas-microsoft-com:office:office" xmlns:oel="http://schemas.microsoft.com/office/2019/extlst" xmlns:r="http://schemas.openxmlformats.org/officeDocument/2006/relationships" xmlns:m="http://schemas.openxmlformats.org/officeDocument/2006/math" xmlns:v="urn:schemas-microsoft-com:vml" xmlns:wp14="http://schemas.microsoft.com/office/word/2010/wordprocessingDrawing" xmlns:wp="http://schemas.openxmlformats.org/drawingml/2006/wordprocessingDrawing" xmlns:w10="urn:schemas-microsoft-com:office:word" xmlns:w="http://schemas.openxmlformats.org/wordprocessingml/2006/main" xmlns:w14="http://schemas.microsoft.com/office/word/2010/wordml" xmlns:w15="http://schemas.microsoft.com/office/word/2012/wordml" xmlns:w16cex="http://schemas.microsoft.com/office/word/2018/wordml/cex" xmlns:w16cid="http://schemas.microsoft.com/office/word/2016/wordml/cid" xmlns:w16="http://schemas.microsoft.com/office/word/2018/wordml" xmlns:w16du="http://schemas.microsoft.com/office/word/2023/wordml/word16du" xmlns:w16sdtdh="http://schemas.microsoft.com/office/word/2020/wordml/sdtdatahash" xmlns:w16sdtfl="http://schemas.microsoft.com/office/word/2024/wordml/sdtformatlock" xmlns:w16se="http://schemas.microsoft.com/office/word/2015/wordml/symex" xmlns:wpg="http://schemas.microsoft.com/office/word/2010/wordprocessingGroup" xmlns:wpi="http://schemas.microsoft.com/office/word/2010/wordprocessingInk" xmlns:wne="http://schemas.microsoft.com/office/word/2006/wordml" xmlns:wps="http://schemas.microsoft.com/office/word/2010/wordprocessingShape" mc:Ignorable="w14 w15 w16se w16cid w16 w16cex w16sdtdh w16sdtfl w16du wp14">
+<w:numbering xmlns:wpc="http://schemas.microsoft.com/office/word/2010/wordprocessingCanvas" xmlns:cx="http://schemas.microsoft.com/office/drawing/2014/chartex" xmlns:cx1="http://schemas.microsoft.com/office/drawing/2015/9/8/chartex" xmlns:cx2="http://schemas.microsoft.com/office/drawing/2015/10/21/chartex" xmlns:cx3="http://schemas.microsoft.com/office/drawing/2016/5/9/chartex" xmlns:cx4="http://schemas.microsoft.com/office/drawing/2016/5/10/chartex" xmlns:cx5="http://schemas.microsoft.com/office/drawing/2016/5/11/chartex" xmlns:cx6="http://schemas.microsoft.com/office/drawing/2016/5/12/chartex" xmlns:cx7="http://schemas.microsoft.com/office/drawing/2016/5/13/chartex" xmlns:cx8="http://schemas.microsoft.com/office/drawing/2016/5/14/chartex" xmlns:mc="http://schemas.openxmlformats.org/markup-compatibility/2006" xmlns:aink="http://schemas.microsoft.com/office/drawing/2016/ink" xmlns:am3d="http://schemas.microsoft.com/office/drawing/2017/model3d" xmlns:o="urn:schemas-microsoft-com:office:office" xmlns:oel="http://schemas.microsoft.com/office/2019/extlst" xmlns:r="http://schemas.openxmlformats.org/officeDocument/2006/relationships" xmlns:m="http://schemas.openxmlformats.org/officeDocument/2006/math" xmlns:v="urn:schemas-microsoft-com:vml" xmlns:wp14="http://schemas.microsoft.com/office/word/2010/wordprocessingDrawing" xmlns:wp="http://schemas.openxmlformats.org/drawingml/2006/wordprocessingDrawing" xmlns:w10="urn:schemas-microsoft-com:office:word" xmlns:w="http://schemas.openxmlformats.org/wordprocessingml/2006/main" xmlns:w14="http://schemas.microsoft.com/office/word/2010/wordml" xmlns:w15="http://schemas.microsoft.com/office/word/2012/wordml" xmlns:w16cei="http://schemas.microsoft.com/office/word/2026/wordml/cei" xmlns:w16cex="http://schemas.microsoft.com/office/word/2018/wordml/cex" xmlns:w16cid="http://schemas.microsoft.com/office/word/2016/wordml/cid" xmlns:w16="http://schemas.microsoft.com/office/word/2018/wordml" xmlns:w16du="http://schemas.microsoft.com/office/word/2023/wordml/word16du" xmlns:w16sdtdh="http://schemas.microsoft.com/office/word/2020/wordml/sdtdatahash" xmlns:w16sdtfl="http://schemas.microsoft.com/office/word/2024/wordml/sdtformatlock" xmlns:w16se="http://schemas.microsoft.com/office/word/2015/wordml/symex" xmlns:wpg="http://schemas.microsoft.com/office/word/2010/wordprocessingGroup" xmlns:wpi="http://schemas.microsoft.com/office/word/2010/wordprocessingInk" xmlns:wne="http://schemas.microsoft.com/office/word/2006/wordml" xmlns:wps="http://schemas.microsoft.com/office/word/2010/wordprocessingShape" mc:Ignorable="w14 w15 w16se w16cid w16 w16cex w16sdtdh w16sdtfl w16du wp14">
   <w:abstractNum w:abstractNumId="0" w15:restartNumberingAfterBreak="0">
     <w:nsid w:val="2B2D2577"/>
     <w:multiLevelType w:val="hybridMultilevel"/>
@@ -1093,6 +1165,7 @@
   <w:style w:type="character" w:default="1" w:styleId="DefaultParagraphFont">
     <w:name w:val="Default Paragraph Font"/>
     <w:uiPriority w:val="1"/>
+    <w:semiHidden/>
     <w:unhideWhenUsed/>
   </w:style>
   <w:style w:type="table" w:default="1" w:styleId="TableNormal">
@@ -1435,6 +1508,50 @@
       <w:sz w:val="20"/>
       <w:szCs w:val="20"/>
     </w:rPr>
+  </w:style>
+  <w:style w:type="paragraph" w:styleId="Header">
+    <w:name w:val="header"/>
+    <w:basedOn w:val="Normal"/>
+    <w:link w:val="HeaderChar"/>
+    <w:uiPriority w:val="99"/>
+    <w:unhideWhenUsed/>
+    <w:rsid w:val="000C5A7C"/>
+    <w:pPr>
+      <w:tabs>
+        <w:tab w:val="center" w:pos="4513"/>
+        <w:tab w:val="right" w:pos="9026"/>
+      </w:tabs>
+      <w:spacing w:after="0" w:line="240" w:lineRule="auto"/>
+    </w:pPr>
+  </w:style>
+  <w:style w:type="character" w:customStyle="1" w:styleId="HeaderChar">
+    <w:name w:val="Header Char"/>
+    <w:basedOn w:val="DefaultParagraphFont"/>
+    <w:link w:val="Header"/>
+    <w:uiPriority w:val="99"/>
+    <w:rsid w:val="000C5A7C"/>
+  </w:style>
+  <w:style w:type="paragraph" w:styleId="Footer">
+    <w:name w:val="footer"/>
+    <w:basedOn w:val="Normal"/>
+    <w:link w:val="FooterChar"/>
+    <w:uiPriority w:val="99"/>
+    <w:unhideWhenUsed/>
+    <w:rsid w:val="000C5A7C"/>
+    <w:pPr>
+      <w:tabs>
+        <w:tab w:val="center" w:pos="4513"/>
+        <w:tab w:val="right" w:pos="9026"/>
+      </w:tabs>
+      <w:spacing w:after="0" w:line="240" w:lineRule="auto"/>
+    </w:pPr>
+  </w:style>
+  <w:style w:type="character" w:customStyle="1" w:styleId="FooterChar">
+    <w:name w:val="Footer Char"/>
+    <w:basedOn w:val="DefaultParagraphFont"/>
+    <w:link w:val="Footer"/>
+    <w:uiPriority w:val="99"/>
+    <w:rsid w:val="000C5A7C"/>
   </w:style>
 </w:styles>
 </file>

--- a/Project2/Model Documentation.docx
+++ b/Project2/Model Documentation.docx
@@ -61,6 +61,9 @@
         <w:pStyle w:val="ListParagraph"/>
       </w:pPr>
       <w:r>
+        <w:rPr>
+          <w:noProof/>
+        </w:rPr>
         <w:drawing>
           <wp:inline distT="0" distB="0" distL="0" distR="0" wp14:anchorId="40EC673E" wp14:editId="539A5F6A">
             <wp:extent cx="5731510" cy="848360"/>
@@ -151,7 +154,10 @@
         <w:t xml:space="preserve"> changing the format to flat file and merge the files together, </w:t>
       </w:r>
       <w:r>
-        <w:t xml:space="preserve">we can clear na and drop the columns that only contains zero. </w:t>
+        <w:t>we did not clear na except the first column as the model we are using is natively handling na values</w:t>
+      </w:r>
+      <w:r>
+        <w:t xml:space="preserve">. </w:t>
       </w:r>
     </w:p>
     <w:p>
@@ -240,6 +246,9 @@
         <w:pStyle w:val="ListParagraph"/>
       </w:pPr>
       <w:r>
+        <w:rPr>
+          <w:noProof/>
+        </w:rPr>
         <w:drawing>
           <wp:inline distT="0" distB="0" distL="0" distR="0" wp14:anchorId="6A62357A" wp14:editId="60485071">
             <wp:extent cx="5133974" cy="1985962"/>

--- a/Project2/Model Documentation.docx
+++ b/Project2/Model Documentation.docx
@@ -50,25 +50,47 @@
         <w:t xml:space="preserve">For the required format and requirements of the input data, </w:t>
       </w:r>
       <w:r>
-        <w:t xml:space="preserve">please use the </w:t>
-      </w:r>
-      <w:r>
-        <w:t>flat file format. We used the first five columns in test split for the Demo_Script.py. The output will be like below:</w:t>
-      </w:r>
-    </w:p>
-    <w:p>
-      <w:pPr>
-        <w:pStyle w:val="ListParagraph"/>
-      </w:pPr>
-      <w:r>
-        <w:rPr>
-          <w:noProof/>
-        </w:rPr>
+        <w:t xml:space="preserve">the raw dataset must be structured as a table where rows represent distinct malware/file samples, and columns represent monitored sandbox </w:t>
+      </w:r>
+      <w:proofErr w:type="spellStart"/>
+      <w:r>
+        <w:t>behaviors</w:t>
+      </w:r>
+      <w:proofErr w:type="spellEnd"/>
+      <w:r>
+        <w:t xml:space="preserve"> or Windows API calls.</w:t>
+      </w:r>
+      <w:r>
+        <w:t xml:space="preserve"> There is a csv named “</w:t>
+      </w:r>
+      <w:r>
+        <w:t>demo_inputs.csv</w:t>
+      </w:r>
+      <w:r>
+        <w:t>” for users.</w:t>
+      </w:r>
+      <w:r>
+        <w:t xml:space="preserve"> For </w:t>
+      </w:r>
+      <w:proofErr w:type="spellStart"/>
+      <w:r>
+        <w:t>na</w:t>
+      </w:r>
+      <w:proofErr w:type="spellEnd"/>
+      <w:r>
+        <w:t>, users just need to leave it blank.</w:t>
+      </w:r>
+    </w:p>
+    <w:p>
+      <w:pPr>
+        <w:pStyle w:val="ListParagraph"/>
+      </w:pPr>
+      <w:r>
         <w:drawing>
-          <wp:inline distT="0" distB="0" distL="0" distR="0" wp14:anchorId="40EC673E" wp14:editId="539A5F6A">
-            <wp:extent cx="5731510" cy="848360"/>
-            <wp:effectExtent l="0" t="0" r="2540" b="8890"/>
-            <wp:docPr id="1406618539" name="Picture 1"/>
+          <wp:inline distT="0" distB="0" distL="0" distR="0" wp14:anchorId="51F7D9CE" wp14:editId="3BBDA860">
+            <wp:extent cx="5731510" cy="892810"/>
+            <wp:effectExtent l="0" t="0" r="2540" b="2540"/>
+            <wp:docPr id="1709303774" name="Picture 1"/>
             <wp:cNvGraphicFramePr>
               <a:graphicFrameLocks xmlns:a="http://schemas.openxmlformats.org/drawingml/2006/main" noChangeAspect="1"/>
             </wp:cNvGraphicFramePr>
@@ -76,7 +98,7 @@
               <a:graphicData uri="http://schemas.openxmlformats.org/drawingml/2006/picture">
                 <pic:pic xmlns:pic="http://schemas.openxmlformats.org/drawingml/2006/picture">
                   <pic:nvPicPr>
-                    <pic:cNvPr id="1406618539" name=""/>
+                    <pic:cNvPr id="1709303774" name=""/>
                     <pic:cNvPicPr/>
                   </pic:nvPicPr>
                   <pic:blipFill>
@@ -88,7 +110,7 @@
                   <pic:spPr>
                     <a:xfrm>
                       <a:off x="0" y="0"/>
-                      <a:ext cx="5731510" cy="848360"/>
+                      <a:ext cx="5731510" cy="892810"/>
                     </a:xfrm>
                     <a:prstGeom prst="rect">
                       <a:avLst/>
@@ -110,150 +132,25 @@
       <w:pPr>
         <w:pStyle w:val="ListParagraph"/>
       </w:pPr>
-      <w:r>
-        <w:t>The code about can help you not to run the entire model everytime</w:t>
-      </w:r>
-      <w:r>
-        <w:t>.</w:t>
-      </w:r>
-    </w:p>
-    <w:p>
-      <w:pPr>
-        <w:pStyle w:val="ListParagraph"/>
-      </w:pPr>
-    </w:p>
-    <w:p>
-      <w:pPr>
-        <w:pStyle w:val="ListParagraph"/>
-        <w:numPr>
-          <w:ilvl w:val="0"/>
-          <w:numId w:val="1"/>
-        </w:numPr>
-      </w:pPr>
-      <w:r>
-        <w:t>Data Preparation Summary</w:t>
-      </w:r>
-    </w:p>
-    <w:p>
-      <w:pPr>
-        <w:pStyle w:val="ListParagraph"/>
-      </w:pPr>
-      <w:r>
-        <w:t xml:space="preserve">The raw data is stored in </w:t>
-      </w:r>
-      <w:r>
-        <w:t>svmlight / libsvm format</w:t>
-      </w:r>
-      <w:r>
-        <w:t xml:space="preserve"> within one zip folder. It is stored in various files. </w:t>
-      </w:r>
-      <w:r>
-        <w:t>After</w:t>
-      </w:r>
-      <w:r>
-        <w:t xml:space="preserve"> changing the format to flat file and merge the files together, </w:t>
-      </w:r>
-      <w:r>
-        <w:t>we did not clear na except the first column as the model we are using is natively handling na values</w:t>
-      </w:r>
-      <w:r>
-        <w:t xml:space="preserve">. </w:t>
-      </w:r>
-    </w:p>
-    <w:p>
-      <w:pPr>
-        <w:pStyle w:val="ListParagraph"/>
-      </w:pPr>
-      <w:r>
-        <w:t>We also created a column is_high_risk for the model (if risk_score is higher than 0.3, is equal to 1(high risk)).</w:t>
-      </w:r>
-    </w:p>
-    <w:p>
-      <w:pPr>
-        <w:pStyle w:val="ListParagraph"/>
-      </w:pPr>
-    </w:p>
-    <w:p>
-      <w:pPr>
-        <w:pStyle w:val="ListParagraph"/>
-        <w:numPr>
-          <w:ilvl w:val="0"/>
-          <w:numId w:val="1"/>
-        </w:numPr>
-      </w:pPr>
-      <w:r>
-        <w:t>Model Summary</w:t>
-      </w:r>
-    </w:p>
-    <w:p>
-      <w:pPr>
-        <w:pStyle w:val="ListParagraph"/>
-      </w:pPr>
-      <w:r>
-        <w:t>The final model we chose is the Gradient Boosted Tree</w:t>
-      </w:r>
-      <w:r>
-        <w:t xml:space="preserve"> as it</w:t>
-      </w:r>
-      <w:r>
-        <w:t xml:space="preserve"> is very good at finding complex combinations of different system calls quickly. Our dataset is heavily unbalanced because </w:t>
-      </w:r>
-      <w:r>
-        <w:t xml:space="preserve">around </w:t>
-      </w:r>
-      <w:r>
-        <w:t>90% of the files are high-risk</w:t>
-      </w:r>
-      <w:r>
-        <w:t xml:space="preserve">. </w:t>
-      </w:r>
-      <w:r>
-        <w:t xml:space="preserve">To fix this, we calculated a special weight for the data and added it to the .fit() step. We also split the data into a 70% Training, 15% Validation, and 15% Testing ratio. We used stratified splitting to make sure that the </w:t>
-      </w:r>
-      <w:r>
-        <w:t>low-risk case</w:t>
-      </w:r>
-      <w:r>
-        <w:t xml:space="preserve"> were spread out evenly across all three groups. </w:t>
-      </w:r>
-    </w:p>
-    <w:p>
-      <w:pPr>
-        <w:pStyle w:val="ListParagraph"/>
-      </w:pPr>
-    </w:p>
-    <w:p>
-      <w:pPr>
-        <w:pStyle w:val="ListParagraph"/>
-      </w:pPr>
-      <w:r>
-        <w:t>From the picture below, both precision and recall in High Risk is over 90%</w:t>
-      </w:r>
-      <w:r>
-        <w:t xml:space="preserve"> in validation and test split</w:t>
-      </w:r>
-      <w:r>
-        <w:t>.</w:t>
-      </w:r>
-    </w:p>
-    <w:p>
-      <w:pPr>
-        <w:pStyle w:val="ListParagraph"/>
-      </w:pPr>
-    </w:p>
-    <w:p>
-      <w:pPr>
-        <w:pStyle w:val="ListParagraph"/>
-      </w:pPr>
-      <w:r>
-        <w:rPr>
-          <w:noProof/>
-        </w:rPr>
+    </w:p>
+    <w:p>
+      <w:pPr>
+        <w:pStyle w:val="ListParagraph"/>
+      </w:pPr>
+      <w:r>
+        <w:t>We used the first five columns in test split for the Demo_Script.py. The output will be like below:</w:t>
+      </w:r>
+    </w:p>
+    <w:p>
+      <w:pPr>
+        <w:pStyle w:val="ListParagraph"/>
+      </w:pPr>
+      <w:r>
         <w:drawing>
-          <wp:inline distT="0" distB="0" distL="0" distR="0" wp14:anchorId="6A62357A" wp14:editId="60485071">
-            <wp:extent cx="5133974" cy="1985962"/>
-            <wp:effectExtent l="0" t="0" r="0" b="0"/>
-            <wp:docPr id="1553810903" name="Picture 1"/>
+          <wp:inline distT="0" distB="0" distL="0" distR="0" wp14:anchorId="4A2CAD8B" wp14:editId="1C597B17">
+            <wp:extent cx="5731510" cy="862330"/>
+            <wp:effectExtent l="0" t="0" r="2540" b="0"/>
+            <wp:docPr id="395577453" name="Picture 1"/>
             <wp:cNvGraphicFramePr>
               <a:graphicFrameLocks xmlns:a="http://schemas.openxmlformats.org/drawingml/2006/main" noChangeAspect="1"/>
             </wp:cNvGraphicFramePr>
@@ -261,32 +158,23 @@
               <a:graphicData uri="http://schemas.openxmlformats.org/drawingml/2006/picture">
                 <pic:pic xmlns:pic="http://schemas.openxmlformats.org/drawingml/2006/picture">
                   <pic:nvPicPr>
-                    <pic:cNvPr id="1553810903" name=""/>
+                    <pic:cNvPr id="395577453" name=""/>
                     <pic:cNvPicPr/>
                   </pic:nvPicPr>
-                  <pic:blipFill rotWithShape="1">
+                  <pic:blipFill>
                     <a:blip r:embed="rId8"/>
-                    <a:srcRect t="6502"/>
                     <a:stretch>
                       <a:fillRect/>
                     </a:stretch>
                   </pic:blipFill>
-                  <pic:spPr bwMode="auto">
+                  <pic:spPr>
                     <a:xfrm>
                       <a:off x="0" y="0"/>
-                      <a:ext cx="5134013" cy="1985977"/>
+                      <a:ext cx="5731510" cy="862330"/>
                     </a:xfrm>
                     <a:prstGeom prst="rect">
                       <a:avLst/>
                     </a:prstGeom>
-                    <a:ln>
-                      <a:noFill/>
-                    </a:ln>
-                    <a:extLst>
-                      <a:ext uri="{53640926-AAD7-44D8-BBD7-CCE9431645EC}">
-                        <a14:shadowObscured xmlns:a14="http://schemas.microsoft.com/office/drawing/2010/main"/>
-                      </a:ext>
-                    </a:extLst>
                   </pic:spPr>
                 </pic:pic>
               </a:graphicData>
@@ -299,16 +187,249 @@
       <w:pPr>
         <w:pStyle w:val="ListParagraph"/>
       </w:pPr>
-      <w:r>
-        <w:rPr>
-          <w:noProof/>
-        </w:rPr>
+    </w:p>
+    <w:p>
+      <w:pPr>
+        <w:pStyle w:val="ListParagraph"/>
+      </w:pPr>
+      <w:r>
+        <w:t xml:space="preserve">The code about can help you not to run the entire model </w:t>
+      </w:r>
+      <w:proofErr w:type="spellStart"/>
+      <w:r>
+        <w:t>everytime</w:t>
+      </w:r>
+      <w:proofErr w:type="spellEnd"/>
+      <w:r>
+        <w:t>.</w:t>
+      </w:r>
+    </w:p>
+    <w:p>
+      <w:pPr>
+        <w:pStyle w:val="ListParagraph"/>
+      </w:pPr>
+    </w:p>
+    <w:p>
+      <w:pPr>
+        <w:pStyle w:val="ListParagraph"/>
+        <w:numPr>
+          <w:ilvl w:val="0"/>
+          <w:numId w:val="1"/>
+        </w:numPr>
+      </w:pPr>
+      <w:r>
+        <w:t>Data Preparation Summary</w:t>
+      </w:r>
+    </w:p>
+    <w:p>
+      <w:pPr>
+        <w:pStyle w:val="ListParagraph"/>
+      </w:pPr>
+      <w:r>
+        <w:t xml:space="preserve">The raw data is stored in </w:t>
+      </w:r>
+      <w:proofErr w:type="spellStart"/>
+      <w:r>
+        <w:t>svmlight</w:t>
+      </w:r>
+      <w:proofErr w:type="spellEnd"/>
+      <w:r>
+        <w:t xml:space="preserve"> / </w:t>
+      </w:r>
+      <w:proofErr w:type="spellStart"/>
+      <w:r>
+        <w:t>libsvm</w:t>
+      </w:r>
+      <w:proofErr w:type="spellEnd"/>
+      <w:r>
+        <w:t xml:space="preserve"> format</w:t>
+      </w:r>
+      <w:r>
+        <w:t xml:space="preserve"> within one zip folder. It is stored in various files. </w:t>
+      </w:r>
+      <w:r>
+        <w:t>After</w:t>
+      </w:r>
+      <w:r>
+        <w:t xml:space="preserve"> changing the format to flat file and merge the files together, </w:t>
+      </w:r>
+      <w:r>
+        <w:t xml:space="preserve">we clear the columns that contains only </w:t>
+      </w:r>
+      <w:proofErr w:type="spellStart"/>
+      <w:r>
+        <w:t>na</w:t>
+      </w:r>
+      <w:proofErr w:type="spellEnd"/>
+      <w:r>
+        <w:t xml:space="preserve"> values as it carries no information to the model.</w:t>
+      </w:r>
+    </w:p>
+    <w:p>
+      <w:pPr>
+        <w:pStyle w:val="ListParagraph"/>
+      </w:pPr>
+      <w:r>
+        <w:t xml:space="preserve">We also handled the missing value in the dataset as </w:t>
+      </w:r>
+      <w:proofErr w:type="spellStart"/>
+      <w:r>
+        <w:t>na</w:t>
+      </w:r>
+      <w:proofErr w:type="spellEnd"/>
+      <w:r>
+        <w:t xml:space="preserve"> instead of 0, the reason is the model can handle </w:t>
+      </w:r>
+      <w:proofErr w:type="spellStart"/>
+      <w:r>
+        <w:t>na</w:t>
+      </w:r>
+      <w:proofErr w:type="spellEnd"/>
+      <w:r>
+        <w:t xml:space="preserve"> values natively. Also, </w:t>
+      </w:r>
+      <w:r>
+        <w:t>this ensures that the model was trained on true missing structures</w:t>
+      </w:r>
+      <w:r>
+        <w:t xml:space="preserve">. </w:t>
+      </w:r>
+    </w:p>
+    <w:p>
+      <w:pPr>
+        <w:pStyle w:val="ListParagraph"/>
+      </w:pPr>
+      <w:r>
+        <w:t xml:space="preserve">We also created a column </w:t>
+      </w:r>
+      <w:proofErr w:type="spellStart"/>
+      <w:r>
+        <w:t>is_high_risk</w:t>
+      </w:r>
+      <w:proofErr w:type="spellEnd"/>
+      <w:r>
+        <w:t xml:space="preserve"> for the model (if </w:t>
+      </w:r>
+      <w:proofErr w:type="spellStart"/>
+      <w:r>
+        <w:t>risk_score</w:t>
+      </w:r>
+      <w:proofErr w:type="spellEnd"/>
+      <w:r>
+        <w:t xml:space="preserve"> is higher than 0.3, is equal to 1(high risk)).</w:t>
+      </w:r>
+    </w:p>
+    <w:p>
+      <w:pPr>
+        <w:pStyle w:val="ListParagraph"/>
+      </w:pPr>
+    </w:p>
+    <w:p>
+      <w:pPr>
+        <w:pStyle w:val="ListParagraph"/>
+        <w:numPr>
+          <w:ilvl w:val="0"/>
+          <w:numId w:val="1"/>
+        </w:numPr>
+      </w:pPr>
+      <w:r>
+        <w:t>Model Summary</w:t>
+      </w:r>
+    </w:p>
+    <w:p>
+      <w:pPr>
+        <w:pStyle w:val="ListParagraph"/>
+      </w:pPr>
+      <w:r>
+        <w:t xml:space="preserve">The final model we chose is the </w:t>
+      </w:r>
+      <w:proofErr w:type="spellStart"/>
+      <w:r>
+        <w:t>HistGradientBoostingClassifier</w:t>
+      </w:r>
+      <w:proofErr w:type="spellEnd"/>
+      <w:r>
+        <w:t xml:space="preserve"> (Gradient Boosted Tree framework)</w:t>
+      </w:r>
+      <w:r>
+        <w:t xml:space="preserve"> </w:t>
+      </w:r>
+      <w:r>
+        <w:t>as it</w:t>
+      </w:r>
+      <w:r>
+        <w:t xml:space="preserve"> is very good at finding complex combinations of different system calls quickly. Our dataset is heavily unbalanced because </w:t>
+      </w:r>
+      <w:r>
+        <w:t xml:space="preserve">around </w:t>
+      </w:r>
+      <w:r>
+        <w:t>90% of the files are high-risk</w:t>
+      </w:r>
+      <w:r>
+        <w:t xml:space="preserve">. </w:t>
+      </w:r>
+      <w:r>
+        <w:t xml:space="preserve">To fix this, we calculated a special weight for the data and added it to </w:t>
+      </w:r>
+      <w:proofErr w:type="gramStart"/>
+      <w:r>
+        <w:t>the .fit</w:t>
+      </w:r>
+      <w:proofErr w:type="gramEnd"/>
+      <w:r>
+        <w:t xml:space="preserve">() step. We also split the data into a 70% Training, 15% Validation, and 15% Testing ratio. We used stratified splitting to make sure that the </w:t>
+      </w:r>
+      <w:r>
+        <w:t>low-risk case</w:t>
+      </w:r>
+      <w:r>
+        <w:t xml:space="preserve"> </w:t>
+      </w:r>
+      <w:proofErr w:type="gramStart"/>
+      <w:r>
+        <w:t>were</w:t>
+      </w:r>
+      <w:proofErr w:type="gramEnd"/>
+      <w:r>
+        <w:t xml:space="preserve"> spread out evenly across all three groups. </w:t>
+      </w:r>
+    </w:p>
+    <w:p>
+      <w:pPr>
+        <w:pStyle w:val="ListParagraph"/>
+      </w:pPr>
+    </w:p>
+    <w:p>
+      <w:pPr>
+        <w:pStyle w:val="ListParagraph"/>
+      </w:pPr>
+      <w:r>
+        <w:t>From the picture below, both precision and recall in High Risk is over 90%</w:t>
+      </w:r>
+      <w:r>
+        <w:t xml:space="preserve"> in validation and test split</w:t>
+      </w:r>
+      <w:r>
+        <w:t>.</w:t>
+      </w:r>
+    </w:p>
+    <w:p>
+      <w:pPr>
+        <w:pStyle w:val="ListParagraph"/>
+      </w:pPr>
+    </w:p>
+    <w:p>
+      <w:pPr>
+        <w:pStyle w:val="ListParagraph"/>
+      </w:pPr>
+      <w:r>
         <w:lastRenderedPageBreak/>
         <w:drawing>
-          <wp:inline distT="0" distB="0" distL="0" distR="0" wp14:anchorId="3AEE9A39" wp14:editId="6E9F46CF">
-            <wp:extent cx="4714909" cy="2019315"/>
-            <wp:effectExtent l="0" t="0" r="0" b="0"/>
-            <wp:docPr id="741243484" name="Picture 1"/>
+          <wp:inline distT="0" distB="0" distL="0" distR="0" wp14:anchorId="221F97E7" wp14:editId="4331F4D0">
+            <wp:extent cx="5731510" cy="2020570"/>
+            <wp:effectExtent l="0" t="0" r="2540" b="0"/>
+            <wp:docPr id="1808386773" name="Picture 1"/>
             <wp:cNvGraphicFramePr>
               <a:graphicFrameLocks xmlns:a="http://schemas.openxmlformats.org/drawingml/2006/main" noChangeAspect="1"/>
             </wp:cNvGraphicFramePr>
@@ -316,7 +437,7 @@
               <a:graphicData uri="http://schemas.openxmlformats.org/drawingml/2006/picture">
                 <pic:pic xmlns:pic="http://schemas.openxmlformats.org/drawingml/2006/picture">
                   <pic:nvPicPr>
-                    <pic:cNvPr id="741243484" name=""/>
+                    <pic:cNvPr id="1808386773" name=""/>
                     <pic:cNvPicPr/>
                   </pic:nvPicPr>
                   <pic:blipFill>
@@ -328,7 +449,7 @@
                   <pic:spPr>
                     <a:xfrm>
                       <a:off x="0" y="0"/>
-                      <a:ext cx="4714909" cy="2019315"/>
+                      <a:ext cx="5731510" cy="2020570"/>
                     </a:xfrm>
                     <a:prstGeom prst="rect">
                       <a:avLst/>
@@ -345,34 +466,12 @@
       <w:pPr>
         <w:pStyle w:val="ListParagraph"/>
       </w:pPr>
-    </w:p>
-    <w:p>
-      <w:pPr>
-        <w:pStyle w:val="ListParagraph"/>
-      </w:pPr>
-      <w:r>
-        <w:t xml:space="preserve">The picture below shows the top 15 features </w:t>
-      </w:r>
-      <w:r>
-        <w:t xml:space="preserve">that the model uses to make decisions. </w:t>
-      </w:r>
-      <w:r>
-        <w:t>We used a method called permutation importance on the validation data to find these.</w:t>
-      </w:r>
-    </w:p>
-    <w:p>
-      <w:pPr>
-        <w:pStyle w:val="ListParagraph"/>
-      </w:pPr>
-      <w:r>
-        <w:rPr>
-          <w:noProof/>
-        </w:rPr>
+      <w:r>
         <w:drawing>
-          <wp:inline distT="0" distB="0" distL="0" distR="0" wp14:anchorId="0BB98190" wp14:editId="066B580E">
-            <wp:extent cx="5693410" cy="3389630"/>
-            <wp:effectExtent l="0" t="0" r="2540" b="1270"/>
-            <wp:docPr id="1549966552" name="Picture 1"/>
+          <wp:inline distT="0" distB="0" distL="0" distR="0" wp14:anchorId="336C60BA" wp14:editId="4F7021AC">
+            <wp:extent cx="5731510" cy="2027555"/>
+            <wp:effectExtent l="0" t="0" r="2540" b="0"/>
+            <wp:docPr id="1589949737" name="Picture 1"/>
             <wp:cNvGraphicFramePr>
               <a:graphicFrameLocks xmlns:a="http://schemas.openxmlformats.org/drawingml/2006/main" noChangeAspect="1"/>
             </wp:cNvGraphicFramePr>
@@ -380,32 +479,84 @@
               <a:graphicData uri="http://schemas.openxmlformats.org/drawingml/2006/picture">
                 <pic:pic xmlns:pic="http://schemas.openxmlformats.org/drawingml/2006/picture">
                   <pic:nvPicPr>
-                    <pic:cNvPr id="1549966552" name=""/>
+                    <pic:cNvPr id="1589949737" name=""/>
                     <pic:cNvPicPr/>
                   </pic:nvPicPr>
-                  <pic:blipFill rotWithShape="1">
+                  <pic:blipFill>
                     <a:blip r:embed="rId10"/>
-                    <a:srcRect l="665" t="1386"/>
                     <a:stretch>
                       <a:fillRect/>
                     </a:stretch>
                   </pic:blipFill>
-                  <pic:spPr bwMode="auto">
+                  <pic:spPr>
                     <a:xfrm>
                       <a:off x="0" y="0"/>
-                      <a:ext cx="5693410" cy="3389630"/>
+                      <a:ext cx="5731510" cy="2027555"/>
                     </a:xfrm>
                     <a:prstGeom prst="rect">
                       <a:avLst/>
                     </a:prstGeom>
-                    <a:ln>
-                      <a:noFill/>
-                    </a:ln>
-                    <a:extLst>
-                      <a:ext uri="{53640926-AAD7-44D8-BBD7-CCE9431645EC}">
-                        <a14:shadowObscured xmlns:a14="http://schemas.microsoft.com/office/drawing/2010/main"/>
-                      </a:ext>
-                    </a:extLst>
+                  </pic:spPr>
+                </pic:pic>
+              </a:graphicData>
+            </a:graphic>
+          </wp:inline>
+        </w:drawing>
+      </w:r>
+    </w:p>
+    <w:p>
+      <w:pPr>
+        <w:pStyle w:val="ListParagraph"/>
+      </w:pPr>
+    </w:p>
+    <w:p>
+      <w:pPr>
+        <w:pStyle w:val="ListParagraph"/>
+      </w:pPr>
+      <w:r>
+        <w:t xml:space="preserve">The picture below shows the top 15 features </w:t>
+      </w:r>
+      <w:r>
+        <w:t xml:space="preserve">that the model uses to make decisions. </w:t>
+      </w:r>
+      <w:r>
+        <w:t>We used a method called permutation importance on the validation data to find these.</w:t>
+      </w:r>
+    </w:p>
+    <w:p>
+      <w:pPr>
+        <w:pStyle w:val="ListParagraph"/>
+      </w:pPr>
+      <w:r>
+        <w:drawing>
+          <wp:inline distT="0" distB="0" distL="0" distR="0" wp14:anchorId="067FBD41" wp14:editId="74A430FC">
+            <wp:extent cx="5731510" cy="3368040"/>
+            <wp:effectExtent l="0" t="0" r="2540" b="3810"/>
+            <wp:docPr id="1649106568" name="Picture 1"/>
+            <wp:cNvGraphicFramePr>
+              <a:graphicFrameLocks xmlns:a="http://schemas.openxmlformats.org/drawingml/2006/main" noChangeAspect="1"/>
+            </wp:cNvGraphicFramePr>
+            <a:graphic xmlns:a="http://schemas.openxmlformats.org/drawingml/2006/main">
+              <a:graphicData uri="http://schemas.openxmlformats.org/drawingml/2006/picture">
+                <pic:pic xmlns:pic="http://schemas.openxmlformats.org/drawingml/2006/picture">
+                  <pic:nvPicPr>
+                    <pic:cNvPr id="1649106568" name=""/>
+                    <pic:cNvPicPr/>
+                  </pic:nvPicPr>
+                  <pic:blipFill>
+                    <a:blip r:embed="rId11"/>
+                    <a:stretch>
+                      <a:fillRect/>
+                    </a:stretch>
+                  </pic:blipFill>
+                  <pic:spPr>
+                    <a:xfrm>
+                      <a:off x="0" y="0"/>
+                      <a:ext cx="5731510" cy="3368040"/>
+                    </a:xfrm>
+                    <a:prstGeom prst="rect">
+                      <a:avLst/>
+                    </a:prstGeom>
                   </pic:spPr>
                 </pic:pic>
               </a:graphicData>
@@ -1174,7 +1325,6 @@
   <w:style w:type="character" w:default="1" w:styleId="DefaultParagraphFont">
     <w:name w:val="Default Paragraph Font"/>
     <w:uiPriority w:val="1"/>
-    <w:semiHidden/>
     <w:unhideWhenUsed/>
   </w:style>
   <w:style w:type="table" w:default="1" w:styleId="TableNormal">

--- a/Project2/Model Documentation.docx
+++ b/Project2/Model Documentation.docx
@@ -1,6 +1,6 @@
 
 <file path=word/document.xml><?xml version="1.0" encoding="utf-8"?>
-<w:document xmlns:wpc="http://schemas.microsoft.com/office/word/2010/wordprocessingCanvas" xmlns:cx="http://schemas.microsoft.com/office/drawing/2014/chartex" xmlns:cx1="http://schemas.microsoft.com/office/drawing/2015/9/8/chartex" xmlns:cx2="http://schemas.microsoft.com/office/drawing/2015/10/21/chartex" xmlns:cx3="http://schemas.microsoft.com/office/drawing/2016/5/9/chartex" xmlns:cx4="http://schemas.microsoft.com/office/drawing/2016/5/10/chartex" xmlns:cx5="http://schemas.microsoft.com/office/drawing/2016/5/11/chartex" xmlns:cx6="http://schemas.microsoft.com/office/drawing/2016/5/12/chartex" xmlns:cx7="http://schemas.microsoft.com/office/drawing/2016/5/13/chartex" xmlns:cx8="http://schemas.microsoft.com/office/drawing/2016/5/14/chartex" xmlns:mc="http://schemas.openxmlformats.org/markup-compatibility/2006" xmlns:aink="http://schemas.microsoft.com/office/drawing/2016/ink" xmlns:am3d="http://schemas.microsoft.com/office/drawing/2017/model3d" xmlns:o="urn:schemas-microsoft-com:office:office" xmlns:oel="http://schemas.microsoft.com/office/2019/extlst" xmlns:r="http://schemas.openxmlformats.org/officeDocument/2006/relationships" xmlns:m="http://schemas.openxmlformats.org/officeDocument/2006/math" xmlns:v="urn:schemas-microsoft-com:vml" xmlns:wp14="http://schemas.microsoft.com/office/word/2010/wordprocessingDrawing" xmlns:wp="http://schemas.openxmlformats.org/drawingml/2006/wordprocessingDrawing" xmlns:w10="urn:schemas-microsoft-com:office:word" xmlns:w="http://schemas.openxmlformats.org/wordprocessingml/2006/main" xmlns:w14="http://schemas.microsoft.com/office/word/2010/wordml" xmlns:w15="http://schemas.microsoft.com/office/word/2012/wordml" xmlns:w16cei="http://schemas.microsoft.com/office/word/2026/wordml/cei" xmlns:w16cex="http://schemas.microsoft.com/office/word/2018/wordml/cex" xmlns:w16cid="http://schemas.microsoft.com/office/word/2016/wordml/cid" xmlns:w16="http://schemas.microsoft.com/office/word/2018/wordml" xmlns:w16du="http://schemas.microsoft.com/office/word/2023/wordml/word16du" xmlns:w16sdtdh="http://schemas.microsoft.com/office/word/2020/wordml/sdtdatahash" xmlns:w16sdtfl="http://schemas.microsoft.com/office/word/2024/wordml/sdtformatlock" xmlns:w16se="http://schemas.microsoft.com/office/word/2015/wordml/symex" xmlns:wpg="http://schemas.microsoft.com/office/word/2010/wordprocessingGroup" xmlns:wpi="http://schemas.microsoft.com/office/word/2010/wordprocessingInk" xmlns:wne="http://schemas.microsoft.com/office/word/2006/wordml" xmlns:wps="http://schemas.microsoft.com/office/word/2010/wordprocessingShape" mc:Ignorable="w14 w15 w16se w16cid w16 w16cex w16sdtdh w16sdtfl w16du wp14">
+<w:document xmlns:wpc="http://schemas.microsoft.com/office/word/2010/wordprocessingCanvas" xmlns:cx="http://schemas.microsoft.com/office/drawing/2014/chartex" xmlns:cx1="http://schemas.microsoft.com/office/drawing/2015/9/8/chartex" xmlns:cx2="http://schemas.microsoft.com/office/drawing/2015/10/21/chartex" xmlns:cx3="http://schemas.microsoft.com/office/drawing/2016/5/9/chartex" xmlns:cx4="http://schemas.microsoft.com/office/drawing/2016/5/10/chartex" xmlns:cx5="http://schemas.microsoft.com/office/drawing/2016/5/11/chartex" xmlns:cx6="http://schemas.microsoft.com/office/drawing/2016/5/12/chartex" xmlns:cx7="http://schemas.microsoft.com/office/drawing/2016/5/13/chartex" xmlns:cx8="http://schemas.microsoft.com/office/drawing/2016/5/14/chartex" xmlns:mc="http://schemas.openxmlformats.org/markup-compatibility/2006" xmlns:aink="http://schemas.microsoft.com/office/drawing/2016/ink" xmlns:am3d="http://schemas.microsoft.com/office/drawing/2017/model3d" xmlns:o="urn:schemas-microsoft-com:office:office" xmlns:oel="http://schemas.microsoft.com/office/2019/extlst" xmlns:r="http://schemas.openxmlformats.org/officeDocument/2006/relationships" xmlns:m="http://schemas.openxmlformats.org/officeDocument/2006/math" xmlns:v="urn:schemas-microsoft-com:vml" xmlns:wp14="http://schemas.microsoft.com/office/word/2010/wordprocessingDrawing" xmlns:wp="http://schemas.openxmlformats.org/drawingml/2006/wordprocessingDrawing" xmlns:w10="urn:schemas-microsoft-com:office:word" xmlns:w="http://schemas.openxmlformats.org/wordprocessingml/2006/main" xmlns:w14="http://schemas.microsoft.com/office/word/2010/wordml" xmlns:w15="http://schemas.microsoft.com/office/word/2012/wordml" xmlns:w16cex="http://schemas.microsoft.com/office/word/2018/wordml/cex" xmlns:w16cid="http://schemas.microsoft.com/office/word/2016/wordml/cid" xmlns:w16="http://schemas.microsoft.com/office/word/2018/wordml" xmlns:w16du="http://schemas.microsoft.com/office/word/2023/wordml/word16du" xmlns:w16sdtdh="http://schemas.microsoft.com/office/word/2020/wordml/sdtdatahash" xmlns:w16sdtfl="http://schemas.microsoft.com/office/word/2024/wordml/sdtformatlock" xmlns:w16se="http://schemas.microsoft.com/office/word/2015/wordml/symex" xmlns:wpg="http://schemas.microsoft.com/office/word/2010/wordprocessingGroup" xmlns:wpi="http://schemas.microsoft.com/office/word/2010/wordprocessingInk" xmlns:wne="http://schemas.microsoft.com/office/word/2006/wordml" xmlns:wps="http://schemas.microsoft.com/office/word/2010/wordprocessingShape" mc:Ignorable="w14 w15 w16se w16cid w16 w16cex w16sdtdh w16sdtfl w16du wp14">
   <w:body>
     <w:p>
       <w:pPr>
@@ -50,15 +50,7 @@
         <w:t xml:space="preserve">For the required format and requirements of the input data, </w:t>
       </w:r>
       <w:r>
-        <w:t xml:space="preserve">the raw dataset must be structured as a table where rows represent distinct malware/file samples, and columns represent monitored sandbox </w:t>
-      </w:r>
-      <w:proofErr w:type="spellStart"/>
-      <w:r>
-        <w:t>behaviors</w:t>
-      </w:r>
-      <w:proofErr w:type="spellEnd"/>
-      <w:r>
-        <w:t xml:space="preserve"> or Windows API calls.</w:t>
+        <w:t>the raw dataset must be structured as a table where rows represent distinct malware/file samples, and columns represent monitored sandbox behaviors or Windows API calls.</w:t>
       </w:r>
       <w:r>
         <w:t xml:space="preserve"> There is a csv named “</w:t>
@@ -70,27 +62,31 @@
         <w:t>” for users.</w:t>
       </w:r>
       <w:r>
-        <w:t xml:space="preserve"> For </w:t>
-      </w:r>
-      <w:proofErr w:type="spellStart"/>
-      <w:r>
-        <w:t>na</w:t>
-      </w:r>
-      <w:proofErr w:type="spellEnd"/>
-      <w:r>
-        <w:t>, users just need to leave it blank.</w:t>
-      </w:r>
-    </w:p>
-    <w:p>
-      <w:pPr>
-        <w:pStyle w:val="ListParagraph"/>
-      </w:pPr>
-      <w:r>
+        <w:t xml:space="preserve"> For na, users just need to leave it blank.</w:t>
+      </w:r>
+      <w:r>
+        <w:t xml:space="preserve"> The first column is </w:t>
+      </w:r>
+      <w:r>
+        <w:t>DEMO_Y_RESULT</w:t>
+      </w:r>
+      <w:r>
+        <w:t>. Users can choose to leave it blank, fill it with 1 or 0, or delete the whole column without having error.</w:t>
+      </w:r>
+    </w:p>
+    <w:p>
+      <w:pPr>
+        <w:pStyle w:val="ListParagraph"/>
+      </w:pPr>
+      <w:r>
+        <w:rPr>
+          <w:noProof/>
+        </w:rPr>
         <w:drawing>
-          <wp:inline distT="0" distB="0" distL="0" distR="0" wp14:anchorId="51F7D9CE" wp14:editId="3BBDA860">
-            <wp:extent cx="5731510" cy="892810"/>
-            <wp:effectExtent l="0" t="0" r="2540" b="2540"/>
-            <wp:docPr id="1709303774" name="Picture 1"/>
+          <wp:inline distT="0" distB="0" distL="0" distR="0" wp14:anchorId="7593BB79" wp14:editId="575F380C">
+            <wp:extent cx="5731510" cy="847090"/>
+            <wp:effectExtent l="0" t="0" r="2540" b="0"/>
+            <wp:docPr id="1438860905" name="Picture 1"/>
             <wp:cNvGraphicFramePr>
               <a:graphicFrameLocks xmlns:a="http://schemas.openxmlformats.org/drawingml/2006/main" noChangeAspect="1"/>
             </wp:cNvGraphicFramePr>
@@ -98,7 +94,7 @@
               <a:graphicData uri="http://schemas.openxmlformats.org/drawingml/2006/picture">
                 <pic:pic xmlns:pic="http://schemas.openxmlformats.org/drawingml/2006/picture">
                   <pic:nvPicPr>
-                    <pic:cNvPr id="1709303774" name=""/>
+                    <pic:cNvPr id="1438860905" name=""/>
                     <pic:cNvPicPr/>
                   </pic:nvPicPr>
                   <pic:blipFill>
@@ -110,7 +106,7 @@
                   <pic:spPr>
                     <a:xfrm>
                       <a:off x="0" y="0"/>
-                      <a:ext cx="5731510" cy="892810"/>
+                      <a:ext cx="5731510" cy="847090"/>
                     </a:xfrm>
                     <a:prstGeom prst="rect">
                       <a:avLst/>
@@ -138,19 +134,28 @@
         <w:pStyle w:val="ListParagraph"/>
       </w:pPr>
       <w:r>
-        <w:t>We used the first five columns in test split for the Demo_Script.py. The output will be like below:</w:t>
-      </w:r>
-    </w:p>
-    <w:p>
-      <w:pPr>
-        <w:pStyle w:val="ListParagraph"/>
-      </w:pPr>
-      <w:r>
+        <w:t xml:space="preserve">We used the first five columns in </w:t>
+      </w:r>
+      <w:r>
+        <w:t>val</w:t>
+      </w:r>
+      <w:r>
+        <w:t xml:space="preserve"> split for the Demo_Script.py. The output will be like below:</w:t>
+      </w:r>
+    </w:p>
+    <w:p>
+      <w:pPr>
+        <w:pStyle w:val="ListParagraph"/>
+      </w:pPr>
+      <w:r>
+        <w:rPr>
+          <w:noProof/>
+        </w:rPr>
         <w:drawing>
-          <wp:inline distT="0" distB="0" distL="0" distR="0" wp14:anchorId="4A2CAD8B" wp14:editId="1C597B17">
-            <wp:extent cx="5731510" cy="862330"/>
+          <wp:inline distT="0" distB="0" distL="0" distR="0" wp14:anchorId="3FC76225" wp14:editId="59F614F2">
+            <wp:extent cx="5731510" cy="879475"/>
             <wp:effectExtent l="0" t="0" r="2540" b="0"/>
-            <wp:docPr id="395577453" name="Picture 1"/>
+            <wp:docPr id="1328602481" name="Picture 1"/>
             <wp:cNvGraphicFramePr>
               <a:graphicFrameLocks xmlns:a="http://schemas.openxmlformats.org/drawingml/2006/main" noChangeAspect="1"/>
             </wp:cNvGraphicFramePr>
@@ -158,7 +163,7 @@
               <a:graphicData uri="http://schemas.openxmlformats.org/drawingml/2006/picture">
                 <pic:pic xmlns:pic="http://schemas.openxmlformats.org/drawingml/2006/picture">
                   <pic:nvPicPr>
-                    <pic:cNvPr id="395577453" name=""/>
+                    <pic:cNvPr id="1328602481" name=""/>
                     <pic:cNvPicPr/>
                   </pic:nvPicPr>
                   <pic:blipFill>
@@ -170,7 +175,7 @@
                   <pic:spPr>
                     <a:xfrm>
                       <a:off x="0" y="0"/>
-                      <a:ext cx="5731510" cy="862330"/>
+                      <a:ext cx="5731510" cy="879475"/>
                     </a:xfrm>
                     <a:prstGeom prst="rect">
                       <a:avLst/>
@@ -193,15 +198,44 @@
         <w:pStyle w:val="ListParagraph"/>
       </w:pPr>
       <w:r>
-        <w:t xml:space="preserve">The code about can help you not to run the entire model </w:t>
-      </w:r>
-      <w:proofErr w:type="spellStart"/>
-      <w:r>
-        <w:t>everytime</w:t>
-      </w:r>
-      <w:proofErr w:type="spellEnd"/>
+        <w:t>The code about can help you not to run the entire model everytime</w:t>
+      </w:r>
       <w:r>
         <w:t>.</w:t>
+      </w:r>
+    </w:p>
+    <w:p>
+      <w:pPr>
+        <w:pStyle w:val="ListParagraph"/>
+      </w:pPr>
+    </w:p>
+    <w:p>
+      <w:pPr>
+        <w:pStyle w:val="ListParagraph"/>
+      </w:pPr>
+      <w:r>
+        <w:t xml:space="preserve">There is also </w:t>
+      </w:r>
+      <w:r>
+        <w:t>library_version</w:t>
+      </w:r>
+      <w:r>
+        <w:t xml:space="preserve">.txt for storing the </w:t>
+      </w:r>
+      <w:r>
+        <w:t>library versions</w:t>
+      </w:r>
+      <w:r>
+        <w:t xml:space="preserve"> that we are using. Users can use </w:t>
+      </w:r>
+      <w:r>
+        <w:t>pip install -r library_version</w:t>
+      </w:r>
+      <w:r>
+        <w:t>.txt</w:t>
+      </w:r>
+      <w:r>
+        <w:t xml:space="preserve"> to use in another environment.</w:t>
       </w:r>
     </w:p>
     <w:p>
@@ -228,21 +262,8 @@
       <w:r>
         <w:t xml:space="preserve">The raw data is stored in </w:t>
       </w:r>
-      <w:proofErr w:type="spellStart"/>
-      <w:r>
-        <w:t>svmlight</w:t>
-      </w:r>
-      <w:proofErr w:type="spellEnd"/>
-      <w:r>
-        <w:t xml:space="preserve"> / </w:t>
-      </w:r>
-      <w:proofErr w:type="spellStart"/>
-      <w:r>
-        <w:t>libsvm</w:t>
-      </w:r>
-      <w:proofErr w:type="spellEnd"/>
-      <w:r>
-        <w:t xml:space="preserve"> format</w:t>
+      <w:r>
+        <w:t>svmlight / libsvm format</w:t>
       </w:r>
       <w:r>
         <w:t xml:space="preserve"> within one zip folder. It is stored in various files. </w:t>
@@ -254,39 +275,15 @@
         <w:t xml:space="preserve"> changing the format to flat file and merge the files together, </w:t>
       </w:r>
       <w:r>
-        <w:t xml:space="preserve">we clear the columns that contains only </w:t>
-      </w:r>
-      <w:proofErr w:type="spellStart"/>
-      <w:r>
-        <w:t>na</w:t>
-      </w:r>
-      <w:proofErr w:type="spellEnd"/>
-      <w:r>
-        <w:t xml:space="preserve"> values as it carries no information to the model.</w:t>
-      </w:r>
-    </w:p>
-    <w:p>
-      <w:pPr>
-        <w:pStyle w:val="ListParagraph"/>
-      </w:pPr>
-      <w:r>
-        <w:t xml:space="preserve">We also handled the missing value in the dataset as </w:t>
-      </w:r>
-      <w:proofErr w:type="spellStart"/>
-      <w:r>
-        <w:t>na</w:t>
-      </w:r>
-      <w:proofErr w:type="spellEnd"/>
-      <w:r>
-        <w:t xml:space="preserve"> instead of 0, the reason is the model can handle </w:t>
-      </w:r>
-      <w:proofErr w:type="spellStart"/>
-      <w:r>
-        <w:t>na</w:t>
-      </w:r>
-      <w:proofErr w:type="spellEnd"/>
-      <w:r>
-        <w:t xml:space="preserve"> values natively. Also, </w:t>
+        <w:t>we clear the columns that contains only na values as it carries no information to the model.</w:t>
+      </w:r>
+    </w:p>
+    <w:p>
+      <w:pPr>
+        <w:pStyle w:val="ListParagraph"/>
+      </w:pPr>
+      <w:r>
+        <w:t xml:space="preserve">We also handled the missing value in the dataset as na instead of 0, the reason is the model can handle na values natively. Also, </w:t>
       </w:r>
       <w:r>
         <w:t>this ensures that the model was trained on true missing structures</w:t>
@@ -300,23 +297,7 @@
         <w:pStyle w:val="ListParagraph"/>
       </w:pPr>
       <w:r>
-        <w:t xml:space="preserve">We also created a column </w:t>
-      </w:r>
-      <w:proofErr w:type="spellStart"/>
-      <w:r>
-        <w:t>is_high_risk</w:t>
-      </w:r>
-      <w:proofErr w:type="spellEnd"/>
-      <w:r>
-        <w:t xml:space="preserve"> for the model (if </w:t>
-      </w:r>
-      <w:proofErr w:type="spellStart"/>
-      <w:r>
-        <w:t>risk_score</w:t>
-      </w:r>
-      <w:proofErr w:type="spellEnd"/>
-      <w:r>
-        <w:t xml:space="preserve"> is higher than 0.3, is equal to 1(high risk)).</w:t>
+        <w:t>We also created a column is_high_risk for the model (if risk_score is higher than 0.3, is equal to 1(high risk)).</w:t>
       </w:r>
     </w:p>
     <w:p>
@@ -343,13 +324,8 @@
       <w:r>
         <w:t xml:space="preserve">The final model we chose is the </w:t>
       </w:r>
-      <w:proofErr w:type="spellStart"/>
-      <w:r>
-        <w:t>HistGradientBoostingClassifier</w:t>
-      </w:r>
-      <w:proofErr w:type="spellEnd"/>
-      <w:r>
-        <w:t xml:space="preserve"> (Gradient Boosted Tree framework)</w:t>
+      <w:r>
+        <w:t>HistGradientBoostingClassifier (Gradient Boosted Tree framework)</w:t>
       </w:r>
       <w:r>
         <w:t xml:space="preserve"> </w:t>
@@ -370,41 +346,26 @@
         <w:t xml:space="preserve">. </w:t>
       </w:r>
       <w:r>
-        <w:t xml:space="preserve">To fix this, we calculated a special weight for the data and added it to </w:t>
-      </w:r>
-      <w:proofErr w:type="gramStart"/>
-      <w:r>
-        <w:t>the .fit</w:t>
-      </w:r>
-      <w:proofErr w:type="gramEnd"/>
-      <w:r>
-        <w:t xml:space="preserve">() step. We also split the data into a 70% Training, 15% Validation, and 15% Testing ratio. We used stratified splitting to make sure that the </w:t>
+        <w:t xml:space="preserve">To fix this, we calculated a special weight for the data and added it to the .fit() step. We also split the data into a 70% Training, 15% Validation, and 15% Testing ratio. We used stratified splitting to make sure that the </w:t>
       </w:r>
       <w:r>
         <w:t>low-risk case</w:t>
       </w:r>
       <w:r>
-        <w:t xml:space="preserve"> </w:t>
-      </w:r>
-      <w:proofErr w:type="gramStart"/>
-      <w:r>
-        <w:t>were</w:t>
-      </w:r>
-      <w:proofErr w:type="gramEnd"/>
-      <w:r>
-        <w:t xml:space="preserve"> spread out evenly across all three groups. </w:t>
-      </w:r>
-    </w:p>
-    <w:p>
-      <w:pPr>
-        <w:pStyle w:val="ListParagraph"/>
-      </w:pPr>
-    </w:p>
-    <w:p>
-      <w:pPr>
-        <w:pStyle w:val="ListParagraph"/>
-      </w:pPr>
-      <w:r>
+        <w:t xml:space="preserve"> were spread out evenly across all three groups. </w:t>
+      </w:r>
+    </w:p>
+    <w:p>
+      <w:pPr>
+        <w:pStyle w:val="ListParagraph"/>
+      </w:pPr>
+    </w:p>
+    <w:p>
+      <w:pPr>
+        <w:pStyle w:val="ListParagraph"/>
+      </w:pPr>
+      <w:r>
+        <w:lastRenderedPageBreak/>
         <w:t>From the picture below, both precision and recall in High Risk is over 90%</w:t>
       </w:r>
       <w:r>
@@ -424,7 +385,9 @@
         <w:pStyle w:val="ListParagraph"/>
       </w:pPr>
       <w:r>
-        <w:lastRenderedPageBreak/>
+        <w:rPr>
+          <w:noProof/>
+        </w:rPr>
         <w:drawing>
           <wp:inline distT="0" distB="0" distL="0" distR="0" wp14:anchorId="221F97E7" wp14:editId="4331F4D0">
             <wp:extent cx="5731510" cy="2020570"/>
@@ -467,6 +430,9 @@
         <w:pStyle w:val="ListParagraph"/>
       </w:pPr>
       <w:r>
+        <w:rPr>
+          <w:noProof/>
+        </w:rPr>
         <w:drawing>
           <wp:inline distT="0" distB="0" distL="0" distR="0" wp14:anchorId="336C60BA" wp14:editId="4F7021AC">
             <wp:extent cx="5731510" cy="2027555"/>
@@ -528,6 +494,9 @@
         <w:pStyle w:val="ListParagraph"/>
       </w:pPr>
       <w:r>
+        <w:rPr>
+          <w:noProof/>
+        </w:rPr>
         <w:drawing>
           <wp:inline distT="0" distB="0" distL="0" distR="0" wp14:anchorId="067FBD41" wp14:editId="74A430FC">
             <wp:extent cx="5731510" cy="3368040"/>
@@ -576,7 +545,7 @@
 </file>
 
 <file path=word/endnotes.xml><?xml version="1.0" encoding="utf-8"?>
-<w:endnotes xmlns:wpc="http://schemas.microsoft.com/office/word/2010/wordprocessingCanvas" xmlns:cx="http://schemas.microsoft.com/office/drawing/2014/chartex" xmlns:cx1="http://schemas.microsoft.com/office/drawing/2015/9/8/chartex" xmlns:cx2="http://schemas.microsoft.com/office/drawing/2015/10/21/chartex" xmlns:cx3="http://schemas.microsoft.com/office/drawing/2016/5/9/chartex" xmlns:cx4="http://schemas.microsoft.com/office/drawing/2016/5/10/chartex" xmlns:cx5="http://schemas.microsoft.com/office/drawing/2016/5/11/chartex" xmlns:cx6="http://schemas.microsoft.com/office/drawing/2016/5/12/chartex" xmlns:cx7="http://schemas.microsoft.com/office/drawing/2016/5/13/chartex" xmlns:cx8="http://schemas.microsoft.com/office/drawing/2016/5/14/chartex" xmlns:mc="http://schemas.openxmlformats.org/markup-compatibility/2006" xmlns:aink="http://schemas.microsoft.com/office/drawing/2016/ink" xmlns:am3d="http://schemas.microsoft.com/office/drawing/2017/model3d" xmlns:o="urn:schemas-microsoft-com:office:office" xmlns:oel="http://schemas.microsoft.com/office/2019/extlst" xmlns:r="http://schemas.openxmlformats.org/officeDocument/2006/relationships" xmlns:m="http://schemas.openxmlformats.org/officeDocument/2006/math" xmlns:v="urn:schemas-microsoft-com:vml" xmlns:wp14="http://schemas.microsoft.com/office/word/2010/wordprocessingDrawing" xmlns:wp="http://schemas.openxmlformats.org/drawingml/2006/wordprocessingDrawing" xmlns:w10="urn:schemas-microsoft-com:office:word" xmlns:w="http://schemas.openxmlformats.org/wordprocessingml/2006/main" xmlns:w14="http://schemas.microsoft.com/office/word/2010/wordml" xmlns:w15="http://schemas.microsoft.com/office/word/2012/wordml" xmlns:w16cei="http://schemas.microsoft.com/office/word/2026/wordml/cei" xmlns:w16cex="http://schemas.microsoft.com/office/word/2018/wordml/cex" xmlns:w16cid="http://schemas.microsoft.com/office/word/2016/wordml/cid" xmlns:w16="http://schemas.microsoft.com/office/word/2018/wordml" xmlns:w16du="http://schemas.microsoft.com/office/word/2023/wordml/word16du" xmlns:w16sdtdh="http://schemas.microsoft.com/office/word/2020/wordml/sdtdatahash" xmlns:w16sdtfl="http://schemas.microsoft.com/office/word/2024/wordml/sdtformatlock" xmlns:w16se="http://schemas.microsoft.com/office/word/2015/wordml/symex" xmlns:wpg="http://schemas.microsoft.com/office/word/2010/wordprocessingGroup" xmlns:wpi="http://schemas.microsoft.com/office/word/2010/wordprocessingInk" xmlns:wne="http://schemas.microsoft.com/office/word/2006/wordml" xmlns:wps="http://schemas.microsoft.com/office/word/2010/wordprocessingShape" mc:Ignorable="w14 w15 w16se w16cid w16 w16cex w16sdtdh w16sdtfl w16du wp14">
+<w:endnotes xmlns:wpc="http://schemas.microsoft.com/office/word/2010/wordprocessingCanvas" xmlns:cx="http://schemas.microsoft.com/office/drawing/2014/chartex" xmlns:cx1="http://schemas.microsoft.com/office/drawing/2015/9/8/chartex" xmlns:cx2="http://schemas.microsoft.com/office/drawing/2015/10/21/chartex" xmlns:cx3="http://schemas.microsoft.com/office/drawing/2016/5/9/chartex" xmlns:cx4="http://schemas.microsoft.com/office/drawing/2016/5/10/chartex" xmlns:cx5="http://schemas.microsoft.com/office/drawing/2016/5/11/chartex" xmlns:cx6="http://schemas.microsoft.com/office/drawing/2016/5/12/chartex" xmlns:cx7="http://schemas.microsoft.com/office/drawing/2016/5/13/chartex" xmlns:cx8="http://schemas.microsoft.com/office/drawing/2016/5/14/chartex" xmlns:mc="http://schemas.openxmlformats.org/markup-compatibility/2006" xmlns:aink="http://schemas.microsoft.com/office/drawing/2016/ink" xmlns:am3d="http://schemas.microsoft.com/office/drawing/2017/model3d" xmlns:o="urn:schemas-microsoft-com:office:office" xmlns:oel="http://schemas.microsoft.com/office/2019/extlst" xmlns:r="http://schemas.openxmlformats.org/officeDocument/2006/relationships" xmlns:m="http://schemas.openxmlformats.org/officeDocument/2006/math" xmlns:v="urn:schemas-microsoft-com:vml" xmlns:wp14="http://schemas.microsoft.com/office/word/2010/wordprocessingDrawing" xmlns:wp="http://schemas.openxmlformats.org/drawingml/2006/wordprocessingDrawing" xmlns:w10="urn:schemas-microsoft-com:office:word" xmlns:w="http://schemas.openxmlformats.org/wordprocessingml/2006/main" xmlns:w14="http://schemas.microsoft.com/office/word/2010/wordml" xmlns:w15="http://schemas.microsoft.com/office/word/2012/wordml" xmlns:w16cex="http://schemas.microsoft.com/office/word/2018/wordml/cex" xmlns:w16cid="http://schemas.microsoft.com/office/word/2016/wordml/cid" xmlns:w16="http://schemas.microsoft.com/office/word/2018/wordml" xmlns:w16du="http://schemas.microsoft.com/office/word/2023/wordml/word16du" xmlns:w16sdtdh="http://schemas.microsoft.com/office/word/2020/wordml/sdtdatahash" xmlns:w16sdtfl="http://schemas.microsoft.com/office/word/2024/wordml/sdtformatlock" xmlns:w16se="http://schemas.microsoft.com/office/word/2015/wordml/symex" xmlns:wpg="http://schemas.microsoft.com/office/word/2010/wordprocessingGroup" xmlns:wpi="http://schemas.microsoft.com/office/word/2010/wordprocessingInk" xmlns:wne="http://schemas.microsoft.com/office/word/2006/wordml" xmlns:wps="http://schemas.microsoft.com/office/word/2010/wordprocessingShape" mc:Ignorable="w14 w15 w16se w16cid w16 w16cex w16sdtdh w16sdtfl w16du wp14">
   <w:endnote w:type="separator" w:id="-1">
     <w:p>
       <w:pPr>
@@ -601,7 +570,7 @@
 </file>
 
 <file path=word/footnotes.xml><?xml version="1.0" encoding="utf-8"?>
-<w:footnotes xmlns:wpc="http://schemas.microsoft.com/office/word/2010/wordprocessingCanvas" xmlns:cx="http://schemas.microsoft.com/office/drawing/2014/chartex" xmlns:cx1="http://schemas.microsoft.com/office/drawing/2015/9/8/chartex" xmlns:cx2="http://schemas.microsoft.com/office/drawing/2015/10/21/chartex" xmlns:cx3="http://schemas.microsoft.com/office/drawing/2016/5/9/chartex" xmlns:cx4="http://schemas.microsoft.com/office/drawing/2016/5/10/chartex" xmlns:cx5="http://schemas.microsoft.com/office/drawing/2016/5/11/chartex" xmlns:cx6="http://schemas.microsoft.com/office/drawing/2016/5/12/chartex" xmlns:cx7="http://schemas.microsoft.com/office/drawing/2016/5/13/chartex" xmlns:cx8="http://schemas.microsoft.com/office/drawing/2016/5/14/chartex" xmlns:mc="http://schemas.openxmlformats.org/markup-compatibility/2006" xmlns:aink="http://schemas.microsoft.com/office/drawing/2016/ink" xmlns:am3d="http://schemas.microsoft.com/office/drawing/2017/model3d" xmlns:o="urn:schemas-microsoft-com:office:office" xmlns:oel="http://schemas.microsoft.com/office/2019/extlst" xmlns:r="http://schemas.openxmlformats.org/officeDocument/2006/relationships" xmlns:m="http://schemas.openxmlformats.org/officeDocument/2006/math" xmlns:v="urn:schemas-microsoft-com:vml" xmlns:wp14="http://schemas.microsoft.com/office/word/2010/wordprocessingDrawing" xmlns:wp="http://schemas.openxmlformats.org/drawingml/2006/wordprocessingDrawing" xmlns:w10="urn:schemas-microsoft-com:office:word" xmlns:w="http://schemas.openxmlformats.org/wordprocessingml/2006/main" xmlns:w14="http://schemas.microsoft.com/office/word/2010/wordml" xmlns:w15="http://schemas.microsoft.com/office/word/2012/wordml" xmlns:w16cei="http://schemas.microsoft.com/office/word/2026/wordml/cei" xmlns:w16cex="http://schemas.microsoft.com/office/word/2018/wordml/cex" xmlns:w16cid="http://schemas.microsoft.com/office/word/2016/wordml/cid" xmlns:w16="http://schemas.microsoft.com/office/word/2018/wordml" xmlns:w16du="http://schemas.microsoft.com/office/word/2023/wordml/word16du" xmlns:w16sdtdh="http://schemas.microsoft.com/office/word/2020/wordml/sdtdatahash" xmlns:w16sdtfl="http://schemas.microsoft.com/office/word/2024/wordml/sdtformatlock" xmlns:w16se="http://schemas.microsoft.com/office/word/2015/wordml/symex" xmlns:wpg="http://schemas.microsoft.com/office/word/2010/wordprocessingGroup" xmlns:wpi="http://schemas.microsoft.com/office/word/2010/wordprocessingInk" xmlns:wne="http://schemas.microsoft.com/office/word/2006/wordml" xmlns:wps="http://schemas.microsoft.com/office/word/2010/wordprocessingShape" mc:Ignorable="w14 w15 w16se w16cid w16 w16cex w16sdtdh w16sdtfl w16du wp14">
+<w:footnotes xmlns:wpc="http://schemas.microsoft.com/office/word/2010/wordprocessingCanvas" xmlns:cx="http://schemas.microsoft.com/office/drawing/2014/chartex" xmlns:cx1="http://schemas.microsoft.com/office/drawing/2015/9/8/chartex" xmlns:cx2="http://schemas.microsoft.com/office/drawing/2015/10/21/chartex" xmlns:cx3="http://schemas.microsoft.com/office/drawing/2016/5/9/chartex" xmlns:cx4="http://schemas.microsoft.com/office/drawing/2016/5/10/chartex" xmlns:cx5="http://schemas.microsoft.com/office/drawing/2016/5/11/chartex" xmlns:cx6="http://schemas.microsoft.com/office/drawing/2016/5/12/chartex" xmlns:cx7="http://schemas.microsoft.com/office/drawing/2016/5/13/chartex" xmlns:cx8="http://schemas.microsoft.com/office/drawing/2016/5/14/chartex" xmlns:mc="http://schemas.openxmlformats.org/markup-compatibility/2006" xmlns:aink="http://schemas.microsoft.com/office/drawing/2016/ink" xmlns:am3d="http://schemas.microsoft.com/office/drawing/2017/model3d" xmlns:o="urn:schemas-microsoft-com:office:office" xmlns:oel="http://schemas.microsoft.com/office/2019/extlst" xmlns:r="http://schemas.openxmlformats.org/officeDocument/2006/relationships" xmlns:m="http://schemas.openxmlformats.org/officeDocument/2006/math" xmlns:v="urn:schemas-microsoft-com:vml" xmlns:wp14="http://schemas.microsoft.com/office/word/2010/wordprocessingDrawing" xmlns:wp="http://schemas.openxmlformats.org/drawingml/2006/wordprocessingDrawing" xmlns:w10="urn:schemas-microsoft-com:office:word" xmlns:w="http://schemas.openxmlformats.org/wordprocessingml/2006/main" xmlns:w14="http://schemas.microsoft.com/office/word/2010/wordml" xmlns:w15="http://schemas.microsoft.com/office/word/2012/wordml" xmlns:w16cex="http://schemas.microsoft.com/office/word/2018/wordml/cex" xmlns:w16cid="http://schemas.microsoft.com/office/word/2016/wordml/cid" xmlns:w16="http://schemas.microsoft.com/office/word/2018/wordml" xmlns:w16du="http://schemas.microsoft.com/office/word/2023/wordml/word16du" xmlns:w16sdtdh="http://schemas.microsoft.com/office/word/2020/wordml/sdtdatahash" xmlns:w16sdtfl="http://schemas.microsoft.com/office/word/2024/wordml/sdtformatlock" xmlns:w16se="http://schemas.microsoft.com/office/word/2015/wordml/symex" xmlns:wpg="http://schemas.microsoft.com/office/word/2010/wordprocessingGroup" xmlns:wpi="http://schemas.microsoft.com/office/word/2010/wordprocessingInk" xmlns:wne="http://schemas.microsoft.com/office/word/2006/wordml" xmlns:wps="http://schemas.microsoft.com/office/word/2010/wordprocessingShape" mc:Ignorable="w14 w15 w16se w16cid w16 w16cex w16sdtdh w16sdtfl w16du wp14">
   <w:footnote w:type="separator" w:id="-1">
     <w:p>
       <w:pPr>
@@ -626,7 +595,7 @@
 </file>
 
 <file path=word/numbering.xml><?xml version="1.0" encoding="utf-8"?>
-<w:numbering xmlns:wpc="http://schemas.microsoft.com/office/word/2010/wordprocessingCanvas" xmlns:cx="http://schemas.microsoft.com/office/drawing/2014/chartex" xmlns:cx1="http://schemas.microsoft.com/office/drawing/2015/9/8/chartex" xmlns:cx2="http://schemas.microsoft.com/office/drawing/2015/10/21/chartex" xmlns:cx3="http://schemas.microsoft.com/office/drawing/2016/5/9/chartex" xmlns:cx4="http://schemas.microsoft.com/office/drawing/2016/5/10/chartex" xmlns:cx5="http://schemas.microsoft.com/office/drawing/2016/5/11/chartex" xmlns:cx6="http://schemas.microsoft.com/office/drawing/2016/5/12/chartex" xmlns:cx7="http://schemas.microsoft.com/office/drawing/2016/5/13/chartex" xmlns:cx8="http://schemas.microsoft.com/office/drawing/2016/5/14/chartex" xmlns:mc="http://schemas.openxmlformats.org/markup-compatibility/2006" xmlns:aink="http://schemas.microsoft.com/office/drawing/2016/ink" xmlns:am3d="http://schemas.microsoft.com/office/drawing/2017/model3d" xmlns:o="urn:schemas-microsoft-com:office:office" xmlns:oel="http://schemas.microsoft.com/office/2019/extlst" xmlns:r="http://schemas.openxmlformats.org/officeDocument/2006/relationships" xmlns:m="http://schemas.openxmlformats.org/officeDocument/2006/math" xmlns:v="urn:schemas-microsoft-com:vml" xmlns:wp14="http://schemas.microsoft.com/office/word/2010/wordprocessingDrawing" xmlns:wp="http://schemas.openxmlformats.org/drawingml/2006/wordprocessingDrawing" xmlns:w10="urn:schemas-microsoft-com:office:word" xmlns:w="http://schemas.openxmlformats.org/wordprocessingml/2006/main" xmlns:w14="http://schemas.microsoft.com/office/word/2010/wordml" xmlns:w15="http://schemas.microsoft.com/office/word/2012/wordml" xmlns:w16cei="http://schemas.microsoft.com/office/word/2026/wordml/cei" xmlns:w16cex="http://schemas.microsoft.com/office/word/2018/wordml/cex" xmlns:w16cid="http://schemas.microsoft.com/office/word/2016/wordml/cid" xmlns:w16="http://schemas.microsoft.com/office/word/2018/wordml" xmlns:w16du="http://schemas.microsoft.com/office/word/2023/wordml/word16du" xmlns:w16sdtdh="http://schemas.microsoft.com/office/word/2020/wordml/sdtdatahash" xmlns:w16sdtfl="http://schemas.microsoft.com/office/word/2024/wordml/sdtformatlock" xmlns:w16se="http://schemas.microsoft.com/office/word/2015/wordml/symex" xmlns:wpg="http://schemas.microsoft.com/office/word/2010/wordprocessingGroup" xmlns:wpi="http://schemas.microsoft.com/office/word/2010/wordprocessingInk" xmlns:wne="http://schemas.microsoft.com/office/word/2006/wordml" xmlns:wps="http://schemas.microsoft.com/office/word/2010/wordprocessingShape" mc:Ignorable="w14 w15 w16se w16cid w16 w16cex w16sdtdh w16sdtfl w16du wp14">
+<w:numbering xmlns:wpc="http://schemas.microsoft.com/office/word/2010/wordprocessingCanvas" xmlns:cx="http://schemas.microsoft.com/office/drawing/2014/chartex" xmlns:cx1="http://schemas.microsoft.com/office/drawing/2015/9/8/chartex" xmlns:cx2="http://schemas.microsoft.com/office/drawing/2015/10/21/chartex" xmlns:cx3="http://schemas.microsoft.com/office/drawing/2016/5/9/chartex" xmlns:cx4="http://schemas.microsoft.com/office/drawing/2016/5/10/chartex" xmlns:cx5="http://schemas.microsoft.com/office/drawing/2016/5/11/chartex" xmlns:cx6="http://schemas.microsoft.com/office/drawing/2016/5/12/chartex" xmlns:cx7="http://schemas.microsoft.com/office/drawing/2016/5/13/chartex" xmlns:cx8="http://schemas.microsoft.com/office/drawing/2016/5/14/chartex" xmlns:mc="http://schemas.openxmlformats.org/markup-compatibility/2006" xmlns:aink="http://schemas.microsoft.com/office/drawing/2016/ink" xmlns:am3d="http://schemas.microsoft.com/office/drawing/2017/model3d" xmlns:o="urn:schemas-microsoft-com:office:office" xmlns:oel="http://schemas.microsoft.com/office/2019/extlst" xmlns:r="http://schemas.openxmlformats.org/officeDocument/2006/relationships" xmlns:m="http://schemas.openxmlformats.org/officeDocument/2006/math" xmlns:v="urn:schemas-microsoft-com:vml" xmlns:wp14="http://schemas.microsoft.com/office/word/2010/wordprocessingDrawing" xmlns:wp="http://schemas.openxmlformats.org/drawingml/2006/wordprocessingDrawing" xmlns:w10="urn:schemas-microsoft-com:office:word" xmlns:w="http://schemas.openxmlformats.org/wordprocessingml/2006/main" xmlns:w14="http://schemas.microsoft.com/office/word/2010/wordml" xmlns:w15="http://schemas.microsoft.com/office/word/2012/wordml" xmlns:w16cex="http://schemas.microsoft.com/office/word/2018/wordml/cex" xmlns:w16cid="http://schemas.microsoft.com/office/word/2016/wordml/cid" xmlns:w16="http://schemas.microsoft.com/office/word/2018/wordml" xmlns:w16du="http://schemas.microsoft.com/office/word/2023/wordml/word16du" xmlns:w16sdtdh="http://schemas.microsoft.com/office/word/2020/wordml/sdtdatahash" xmlns:w16sdtfl="http://schemas.microsoft.com/office/word/2024/wordml/sdtformatlock" xmlns:w16se="http://schemas.microsoft.com/office/word/2015/wordml/symex" xmlns:wpg="http://schemas.microsoft.com/office/word/2010/wordprocessingGroup" xmlns:wpi="http://schemas.microsoft.com/office/word/2010/wordprocessingInk" xmlns:wne="http://schemas.microsoft.com/office/word/2006/wordml" xmlns:wps="http://schemas.microsoft.com/office/word/2010/wordprocessingShape" mc:Ignorable="w14 w15 w16se w16cid w16 w16cex w16sdtdh w16sdtfl w16du wp14">
   <w:abstractNum w:abstractNumId="0" w15:restartNumberingAfterBreak="0">
     <w:nsid w:val="2B2D2577"/>
     <w:multiLevelType w:val="hybridMultilevel"/>
